--- a/4 semestr/DB(postgres, ast.dotnet+razor_pages)/Otchet_po_kyrsach_po_bd.docx
+++ b/4 semestr/DB(postgres, ast.dotnet+razor_pages)/Otchet_po_kyrsach_po_bd.docx
@@ -1829,8 +1829,8 @@
           <w:lang w:val="ru-RU"/>
         </w:rPr>
       </w:pPr>
-      <w:bookmarkStart w:id="0" w:name="_Toc7410"/>
-      <w:bookmarkStart w:id="1" w:name="_Toc12951"/>
+      <w:bookmarkStart w:id="0" w:name="_Toc12951"/>
+      <w:bookmarkStart w:id="1" w:name="_Toc7410"/>
       <w:r>
         <w:rPr>
           <w:rFonts w:ascii="Times New Roman" w:hAnsi="Times New Roman" w:cs="Times New Roman"/>
@@ -1919,8 +1919,8 @@
           <w:szCs w:val="28"/>
         </w:rPr>
       </w:pPr>
-      <w:bookmarkStart w:id="3" w:name="_Toc23933"/>
-      <w:bookmarkStart w:id="4" w:name="_Toc20191"/>
+      <w:bookmarkStart w:id="3" w:name="_Toc20191"/>
+      <w:bookmarkStart w:id="4" w:name="_Toc23933"/>
       <w:r>
         <w:rPr>
           <w:rFonts w:hint="default" w:ascii="Times New Roman" w:hAnsi="Times New Roman" w:cs="Times New Roman"/>
@@ -2362,6 +2362,7 @@
         <w:pageBreakBefore w:val="0"/>
         <w:widowControl/>
         <w:numPr>
+          <w:ilvl w:val="0"/>
           <w:numId w:val="0"/>
         </w:numPr>
         <w:kinsoku/>
@@ -2416,6 +2417,7 @@
         <w:pageBreakBefore w:val="0"/>
         <w:widowControl/>
         <w:numPr>
+          <w:ilvl w:val="0"/>
           <w:numId w:val="0"/>
         </w:numPr>
         <w:kinsoku/>
@@ -2802,6 +2804,7 @@
         <w:pageBreakBefore w:val="0"/>
         <w:widowControl/>
         <w:numPr>
+          <w:ilvl w:val="0"/>
           <w:numId w:val="0"/>
         </w:numPr>
         <w:kinsoku/>
@@ -3104,6 +3107,7 @@
         <w:pageBreakBefore w:val="0"/>
         <w:widowControl/>
         <w:numPr>
+          <w:ilvl w:val="0"/>
           <w:numId w:val="0"/>
         </w:numPr>
         <w:kinsoku/>
@@ -3134,6 +3138,7 @@
         <w:pageBreakBefore w:val="0"/>
         <w:widowControl/>
         <w:numPr>
+          <w:ilvl w:val="0"/>
           <w:numId w:val="0"/>
         </w:numPr>
         <w:kinsoku/>
@@ -3367,6 +3372,12 @@
           <w:lang w:val="ru-RU"/>
         </w:rPr>
         <w:tab/>
+      </w:r>
+      <w:r>
+        <w:rPr>
+          <w:rFonts w:hint="default"/>
+          <w:lang w:val="ru-RU"/>
+        </w:rPr>
         <w:t>/4 semestr/DB(postgres, ast.dotnet+razor_pages)</w:t>
       </w:r>
     </w:p>
@@ -3387,8 +3398,8 @@
           <w:sz w:val="24"/>
         </w:rPr>
       </w:pPr>
-      <w:bookmarkStart w:id="6" w:name="_Toc16381"/>
-      <w:bookmarkStart w:id="7" w:name="_Toc9867"/>
+      <w:bookmarkStart w:id="6" w:name="_Toc9867"/>
+      <w:bookmarkStart w:id="7" w:name="_Toc16381"/>
       <w:r>
         <w:rPr>
           <w:rFonts w:ascii="Times New Roman" w:hAnsi="Times New Roman" w:cs="Times New Roman"/>
@@ -3779,6 +3790,7 @@
         <w:pageBreakBefore w:val="0"/>
         <w:widowControl/>
         <w:numPr>
+          <w:ilvl w:val="0"/>
           <w:numId w:val="0"/>
         </w:numPr>
         <w:kinsoku/>
@@ -3820,6 +3832,7 @@
         <w:pageBreakBefore w:val="0"/>
         <w:widowControl/>
         <w:numPr>
+          <w:ilvl w:val="0"/>
           <w:numId w:val="0"/>
         </w:numPr>
         <w:kinsoku/>
@@ -3860,6 +3873,7 @@
         <w:pageBreakBefore w:val="0"/>
         <w:widowControl/>
         <w:numPr>
+          <w:ilvl w:val="0"/>
           <w:numId w:val="0"/>
         </w:numPr>
         <w:kinsoku/>
@@ -3900,6 +3914,7 @@
         <w:pageBreakBefore w:val="0"/>
         <w:widowControl/>
         <w:numPr>
+          <w:ilvl w:val="0"/>
           <w:numId w:val="0"/>
         </w:numPr>
         <w:kinsoku/>
@@ -3948,6 +3963,7 @@
         <w:pageBreakBefore w:val="0"/>
         <w:widowControl/>
         <w:numPr>
+          <w:ilvl w:val="0"/>
           <w:numId w:val="0"/>
         </w:numPr>
         <w:kinsoku/>
@@ -3996,6 +4012,7 @@
         <w:pageBreakBefore w:val="0"/>
         <w:widowControl/>
         <w:numPr>
+          <w:ilvl w:val="0"/>
           <w:numId w:val="0"/>
         </w:numPr>
         <w:kinsoku/>
@@ -4044,6 +4061,7 @@
         <w:pageBreakBefore w:val="0"/>
         <w:widowControl/>
         <w:numPr>
+          <w:ilvl w:val="0"/>
           <w:numId w:val="0"/>
         </w:numPr>
         <w:kinsoku/>
@@ -4092,6 +4110,7 @@
         <w:pageBreakBefore w:val="0"/>
         <w:widowControl/>
         <w:numPr>
+          <w:ilvl w:val="0"/>
           <w:numId w:val="0"/>
         </w:numPr>
         <w:kinsoku/>
@@ -4140,6 +4159,7 @@
         <w:pageBreakBefore w:val="0"/>
         <w:widowControl/>
         <w:numPr>
+          <w:ilvl w:val="0"/>
           <w:numId w:val="0"/>
         </w:numPr>
         <w:kinsoku/>
@@ -4188,6 +4208,7 @@
         <w:pageBreakBefore w:val="0"/>
         <w:widowControl/>
         <w:numPr>
+          <w:ilvl w:val="0"/>
           <w:numId w:val="0"/>
         </w:numPr>
         <w:kinsoku/>
@@ -4262,6 +4283,7 @@
         <w:pageBreakBefore w:val="0"/>
         <w:widowControl/>
         <w:numPr>
+          <w:ilvl w:val="0"/>
           <w:numId w:val="0"/>
         </w:numPr>
         <w:kinsoku/>
@@ -4311,6 +4333,7 @@
         <w:pageBreakBefore w:val="0"/>
         <w:widowControl/>
         <w:numPr>
+          <w:ilvl w:val="0"/>
           <w:numId w:val="0"/>
         </w:numPr>
         <w:kinsoku/>
@@ -4359,6 +4382,7 @@
         <w:pageBreakBefore w:val="0"/>
         <w:widowControl/>
         <w:numPr>
+          <w:ilvl w:val="0"/>
           <w:numId w:val="0"/>
         </w:numPr>
         <w:kinsoku/>
@@ -4407,6 +4431,7 @@
         <w:pageBreakBefore w:val="0"/>
         <w:widowControl/>
         <w:numPr>
+          <w:ilvl w:val="0"/>
           <w:numId w:val="0"/>
         </w:numPr>
         <w:kinsoku/>
@@ -4455,6 +4480,7 @@
         <w:pageBreakBefore w:val="0"/>
         <w:widowControl/>
         <w:numPr>
+          <w:ilvl w:val="0"/>
           <w:numId w:val="0"/>
         </w:numPr>
         <w:kinsoku/>
@@ -4520,6 +4546,7 @@
         <w:pageBreakBefore w:val="0"/>
         <w:widowControl/>
         <w:numPr>
+          <w:ilvl w:val="0"/>
           <w:numId w:val="0"/>
         </w:numPr>
         <w:kinsoku/>
@@ -4559,6 +4586,7 @@
         <w:pageBreakBefore w:val="0"/>
         <w:widowControl/>
         <w:numPr>
+          <w:ilvl w:val="0"/>
           <w:numId w:val="0"/>
         </w:numPr>
         <w:kinsoku/>
@@ -4623,6 +4651,7 @@
         <w:pageBreakBefore w:val="0"/>
         <w:widowControl/>
         <w:numPr>
+          <w:ilvl w:val="0"/>
           <w:numId w:val="0"/>
         </w:numPr>
         <w:kinsoku/>
@@ -4671,6 +4700,7 @@
         <w:pageBreakBefore w:val="0"/>
         <w:widowControl/>
         <w:numPr>
+          <w:ilvl w:val="0"/>
           <w:numId w:val="0"/>
         </w:numPr>
         <w:kinsoku/>
@@ -4719,6 +4749,7 @@
         <w:pageBreakBefore w:val="0"/>
         <w:widowControl/>
         <w:numPr>
+          <w:ilvl w:val="0"/>
           <w:numId w:val="0"/>
         </w:numPr>
         <w:kinsoku/>
@@ -4767,6 +4798,7 @@
         <w:pageBreakBefore w:val="0"/>
         <w:widowControl/>
         <w:numPr>
+          <w:ilvl w:val="0"/>
           <w:numId w:val="0"/>
         </w:numPr>
         <w:kinsoku/>
@@ -4815,6 +4847,7 @@
         <w:pageBreakBefore w:val="0"/>
         <w:widowControl/>
         <w:numPr>
+          <w:ilvl w:val="0"/>
           <w:numId w:val="0"/>
         </w:numPr>
         <w:kinsoku/>
@@ -4863,6 +4896,7 @@
         <w:pageBreakBefore w:val="0"/>
         <w:widowControl/>
         <w:numPr>
+          <w:ilvl w:val="0"/>
           <w:numId w:val="0"/>
         </w:numPr>
         <w:kinsoku/>
@@ -4910,6 +4944,7 @@
         <w:pageBreakBefore w:val="0"/>
         <w:widowControl/>
         <w:numPr>
+          <w:ilvl w:val="0"/>
           <w:numId w:val="0"/>
         </w:numPr>
         <w:kinsoku/>
@@ -4958,6 +4993,7 @@
         <w:pageBreakBefore w:val="0"/>
         <w:widowControl/>
         <w:numPr>
+          <w:ilvl w:val="0"/>
           <w:numId w:val="0"/>
         </w:numPr>
         <w:kinsoku/>
@@ -5006,6 +5042,7 @@
         <w:pageBreakBefore w:val="0"/>
         <w:widowControl/>
         <w:numPr>
+          <w:ilvl w:val="0"/>
           <w:numId w:val="0"/>
         </w:numPr>
         <w:kinsoku/>
@@ -5054,6 +5091,7 @@
         <w:pageBreakBefore w:val="0"/>
         <w:widowControl/>
         <w:numPr>
+          <w:ilvl w:val="0"/>
           <w:numId w:val="0"/>
         </w:numPr>
         <w:kinsoku/>
@@ -5093,6 +5131,7 @@
         <w:pageBreakBefore w:val="0"/>
         <w:widowControl/>
         <w:numPr>
+          <w:ilvl w:val="0"/>
           <w:numId w:val="0"/>
         </w:numPr>
         <w:kinsoku/>
@@ -5132,6 +5171,7 @@
         <w:pageBreakBefore w:val="0"/>
         <w:widowControl/>
         <w:numPr>
+          <w:ilvl w:val="0"/>
           <w:numId w:val="0"/>
         </w:numPr>
         <w:kinsoku/>
@@ -5179,6 +5219,7 @@
         <w:pageBreakBefore w:val="0"/>
         <w:widowControl/>
         <w:numPr>
+          <w:ilvl w:val="0"/>
           <w:numId w:val="0"/>
         </w:numPr>
         <w:kinsoku/>
@@ -5218,6 +5259,7 @@
         <w:pageBreakBefore w:val="0"/>
         <w:widowControl/>
         <w:numPr>
+          <w:ilvl w:val="0"/>
           <w:numId w:val="0"/>
         </w:numPr>
         <w:kinsoku/>
@@ -5257,6 +5299,7 @@
         <w:pageBreakBefore w:val="0"/>
         <w:widowControl/>
         <w:numPr>
+          <w:ilvl w:val="0"/>
           <w:numId w:val="0"/>
         </w:numPr>
         <w:kinsoku/>
@@ -5304,6 +5347,7 @@
         <w:pageBreakBefore w:val="0"/>
         <w:widowControl/>
         <w:numPr>
+          <w:ilvl w:val="0"/>
           <w:numId w:val="0"/>
         </w:numPr>
         <w:kinsoku/>
@@ -5343,6 +5387,7 @@
         <w:pageBreakBefore w:val="0"/>
         <w:widowControl/>
         <w:numPr>
+          <w:ilvl w:val="0"/>
           <w:numId w:val="0"/>
         </w:numPr>
         <w:kinsoku/>
@@ -5391,6 +5436,7 @@
         <w:pageBreakBefore w:val="0"/>
         <w:widowControl/>
         <w:numPr>
+          <w:ilvl w:val="0"/>
           <w:numId w:val="0"/>
         </w:numPr>
         <w:kinsoku/>
@@ -5439,6 +5485,7 @@
         <w:pageBreakBefore w:val="0"/>
         <w:widowControl/>
         <w:numPr>
+          <w:ilvl w:val="0"/>
           <w:numId w:val="0"/>
         </w:numPr>
         <w:kinsoku/>
@@ -5487,6 +5534,7 @@
         <w:pageBreakBefore w:val="0"/>
         <w:widowControl/>
         <w:numPr>
+          <w:ilvl w:val="0"/>
           <w:numId w:val="0"/>
         </w:numPr>
         <w:kinsoku/>
@@ -5535,6 +5583,7 @@
         <w:pageBreakBefore w:val="0"/>
         <w:widowControl/>
         <w:numPr>
+          <w:ilvl w:val="0"/>
           <w:numId w:val="0"/>
         </w:numPr>
         <w:kinsoku/>
@@ -5582,6 +5631,7 @@
         <w:pageBreakBefore w:val="0"/>
         <w:widowControl/>
         <w:numPr>
+          <w:ilvl w:val="0"/>
           <w:numId w:val="0"/>
         </w:numPr>
         <w:kinsoku/>
@@ -5621,6 +5671,7 @@
         <w:pageBreakBefore w:val="0"/>
         <w:widowControl/>
         <w:numPr>
+          <w:ilvl w:val="0"/>
           <w:numId w:val="0"/>
         </w:numPr>
         <w:kinsoku/>
@@ -5668,6 +5719,7 @@
         <w:pageBreakBefore w:val="0"/>
         <w:widowControl/>
         <w:numPr>
+          <w:ilvl w:val="0"/>
           <w:numId w:val="0"/>
         </w:numPr>
         <w:kinsoku/>
@@ -5706,6 +5758,7 @@
         <w:pageBreakBefore w:val="0"/>
         <w:widowControl/>
         <w:numPr>
+          <w:ilvl w:val="0"/>
           <w:numId w:val="0"/>
         </w:numPr>
         <w:kinsoku/>
@@ -6339,9 +6392,9 @@
         <w:pStyle w:val="14"/>
         <w:jc w:val="left"/>
       </w:pPr>
-      <w:bookmarkStart w:id="60" w:name="_Toc229317275"/>
-      <w:bookmarkStart w:id="61" w:name="_Toc229666174"/>
-      <w:bookmarkStart w:id="62" w:name="_Toc20076"/>
+      <w:bookmarkStart w:id="60" w:name="_Toc229666174"/>
+      <w:bookmarkStart w:id="61" w:name="_Toc20076"/>
+      <w:bookmarkStart w:id="62" w:name="_Toc229317275"/>
       <w:r>
         <w:t xml:space="preserve">2.1 </w:t>
       </w:r>
@@ -6358,6 +6411,58 @@
       <w:bookmarkEnd w:id="60"/>
       <w:bookmarkEnd w:id="61"/>
       <w:bookmarkEnd w:id="62"/>
+    </w:p>
+    <w:p>
+      <w:pPr>
+        <w:pStyle w:val="14"/>
+        <w:ind w:left="0" w:leftChars="0" w:firstLine="0" w:firstLineChars="0"/>
+        <w:jc w:val="left"/>
+      </w:pPr>
+      <w:r>
+        <w:drawing>
+          <wp:inline distT="0" distB="0" distL="114300" distR="114300">
+            <wp:extent cx="5861685" cy="5020310"/>
+            <wp:effectExtent l="0" t="0" r="5715" b="8890"/>
+            <wp:docPr id="1" name="Изображение 1"/>
+            <wp:cNvGraphicFramePr>
+              <a:graphicFrameLocks xmlns:a="http://schemas.openxmlformats.org/drawingml/2006/main" noChangeAspect="1"/>
+            </wp:cNvGraphicFramePr>
+            <a:graphic xmlns:a="http://schemas.openxmlformats.org/drawingml/2006/main">
+              <a:graphicData uri="http://schemas.openxmlformats.org/drawingml/2006/picture">
+                <pic:pic xmlns:pic="http://schemas.openxmlformats.org/drawingml/2006/picture">
+                  <pic:nvPicPr>
+                    <pic:cNvPr id="1" name="Изображение 1"/>
+                    <pic:cNvPicPr>
+                      <a:picLocks noChangeAspect="1"/>
+                    </pic:cNvPicPr>
+                  </pic:nvPicPr>
+                  <pic:blipFill>
+                    <a:blip r:embed="rId7"/>
+                    <a:stretch>
+                      <a:fillRect/>
+                    </a:stretch>
+                  </pic:blipFill>
+                  <pic:spPr>
+                    <a:xfrm>
+                      <a:off x="0" y="0"/>
+                      <a:ext cx="5861685" cy="5020310"/>
+                    </a:xfrm>
+                    <a:prstGeom prst="rect">
+                      <a:avLst/>
+                    </a:prstGeom>
+                    <a:noFill/>
+                    <a:ln>
+                      <a:noFill/>
+                    </a:ln>
+                  </pic:spPr>
+                </pic:pic>
+              </a:graphicData>
+            </a:graphic>
+          </wp:inline>
+        </w:drawing>
+      </w:r>
+      <w:bookmarkStart w:id="78" w:name="_GoBack"/>
+      <w:bookmarkEnd w:id="78"/>
     </w:p>
     <w:p>
       <w:pPr>
@@ -7352,28 +7457,8 @@
           </w14:textFill>
         </w:rPr>
         <w:tab/>
-        <w:t xml:space="preserve">(country_code) </w:t>
-      </w:r>
-    </w:p>
-    <w:p>
-      <w:pPr>
-        <w:keepNext w:val="0"/>
-        <w:keepLines w:val="0"/>
-        <w:pageBreakBefore w:val="0"/>
-        <w:widowControl/>
-        <w:kinsoku/>
-        <w:wordWrap/>
-        <w:overflowPunct/>
-        <w:topLinePunct w:val="0"/>
-        <w:autoSpaceDE/>
-        <w:autoSpaceDN/>
-        <w:bidi w:val="0"/>
-        <w:adjustRightInd/>
-        <w:snapToGrid/>
-        <w:spacing w:line="240" w:lineRule="auto"/>
-        <w:ind w:left="0" w:leftChars="0" w:firstLine="0" w:firstLineChars="0"/>
-        <w:jc w:val="left"/>
-        <w:textAlignment w:val="auto"/>
+      </w:r>
+      <w:r>
         <w:rPr>
           <w:rFonts w:hint="default" w:ascii="Cascadia Code" w:hAnsi="Cascadia Code" w:cs="Cascadia Code"/>
           <w:color w:val="000000" w:themeColor="text1"/>
@@ -7387,8 +7472,28 @@
             </w14:solidFill>
           </w14:textFill>
         </w:rPr>
-      </w:pPr>
-      <w:r>
+        <w:t xml:space="preserve">(country_code) </w:t>
+      </w:r>
+    </w:p>
+    <w:p>
+      <w:pPr>
+        <w:keepNext w:val="0"/>
+        <w:keepLines w:val="0"/>
+        <w:pageBreakBefore w:val="0"/>
+        <w:widowControl/>
+        <w:kinsoku/>
+        <w:wordWrap/>
+        <w:overflowPunct/>
+        <w:topLinePunct w:val="0"/>
+        <w:autoSpaceDE/>
+        <w:autoSpaceDN/>
+        <w:bidi w:val="0"/>
+        <w:adjustRightInd/>
+        <w:snapToGrid/>
+        <w:spacing w:line="240" w:lineRule="auto"/>
+        <w:ind w:left="0" w:leftChars="0" w:firstLine="0" w:firstLineChars="0"/>
+        <w:jc w:val="left"/>
+        <w:textAlignment w:val="auto"/>
         <w:rPr>
           <w:rFonts w:hint="default" w:ascii="Cascadia Code" w:hAnsi="Cascadia Code" w:cs="Cascadia Code"/>
           <w:color w:val="000000" w:themeColor="text1"/>
@@ -7402,28 +7507,8 @@
             </w14:solidFill>
           </w14:textFill>
         </w:rPr>
-        <w:t xml:space="preserve">        REFERENCES countries(country_code) ON DELETE RESTRICT,</w:t>
-      </w:r>
-    </w:p>
-    <w:p>
-      <w:pPr>
-        <w:keepNext w:val="0"/>
-        <w:keepLines w:val="0"/>
-        <w:pageBreakBefore w:val="0"/>
-        <w:widowControl/>
-        <w:kinsoku/>
-        <w:wordWrap/>
-        <w:overflowPunct/>
-        <w:topLinePunct w:val="0"/>
-        <w:autoSpaceDE/>
-        <w:autoSpaceDN/>
-        <w:bidi w:val="0"/>
-        <w:adjustRightInd/>
-        <w:snapToGrid/>
-        <w:spacing w:line="240" w:lineRule="auto"/>
-        <w:ind w:left="0" w:leftChars="0" w:firstLine="0" w:firstLineChars="0"/>
-        <w:jc w:val="left"/>
-        <w:textAlignment w:val="auto"/>
+      </w:pPr>
+      <w:r>
         <w:rPr>
           <w:rFonts w:hint="default" w:ascii="Cascadia Code" w:hAnsi="Cascadia Code" w:cs="Cascadia Code"/>
           <w:color w:val="000000" w:themeColor="text1"/>
@@ -7437,8 +7522,28 @@
             </w14:solidFill>
           </w14:textFill>
         </w:rPr>
-      </w:pPr>
-      <w:r>
+        <w:t xml:space="preserve">        REFERENCES countries(country_code) ON DELETE RESTRICT,</w:t>
+      </w:r>
+    </w:p>
+    <w:p>
+      <w:pPr>
+        <w:keepNext w:val="0"/>
+        <w:keepLines w:val="0"/>
+        <w:pageBreakBefore w:val="0"/>
+        <w:widowControl/>
+        <w:kinsoku/>
+        <w:wordWrap/>
+        <w:overflowPunct/>
+        <w:topLinePunct w:val="0"/>
+        <w:autoSpaceDE/>
+        <w:autoSpaceDN/>
+        <w:bidi w:val="0"/>
+        <w:adjustRightInd/>
+        <w:snapToGrid/>
+        <w:spacing w:line="240" w:lineRule="auto"/>
+        <w:ind w:left="0" w:leftChars="0" w:firstLine="0" w:firstLineChars="0"/>
+        <w:jc w:val="left"/>
+        <w:textAlignment w:val="auto"/>
         <w:rPr>
           <w:rFonts w:hint="default" w:ascii="Cascadia Code" w:hAnsi="Cascadia Code" w:cs="Cascadia Code"/>
           <w:color w:val="000000" w:themeColor="text1"/>
@@ -7452,28 +7557,8 @@
             </w14:solidFill>
           </w14:textFill>
         </w:rPr>
-        <w:t xml:space="preserve">    CONSTRAINT fk_participants_sports FOREIGN KEY (sport_id) </w:t>
-      </w:r>
-    </w:p>
-    <w:p>
-      <w:pPr>
-        <w:keepNext w:val="0"/>
-        <w:keepLines w:val="0"/>
-        <w:pageBreakBefore w:val="0"/>
-        <w:widowControl/>
-        <w:kinsoku/>
-        <w:wordWrap/>
-        <w:overflowPunct/>
-        <w:topLinePunct w:val="0"/>
-        <w:autoSpaceDE/>
-        <w:autoSpaceDN/>
-        <w:bidi w:val="0"/>
-        <w:adjustRightInd/>
-        <w:snapToGrid/>
-        <w:spacing w:line="240" w:lineRule="auto"/>
-        <w:ind w:left="0" w:leftChars="0" w:firstLine="0" w:firstLineChars="0"/>
-        <w:jc w:val="left"/>
-        <w:textAlignment w:val="auto"/>
+      </w:pPr>
+      <w:r>
         <w:rPr>
           <w:rFonts w:hint="default" w:ascii="Cascadia Code" w:hAnsi="Cascadia Code" w:cs="Cascadia Code"/>
           <w:color w:val="000000" w:themeColor="text1"/>
@@ -7487,8 +7572,28 @@
             </w14:solidFill>
           </w14:textFill>
         </w:rPr>
-      </w:pPr>
-      <w:r>
+        <w:t xml:space="preserve">    CONSTRAINT fk_participants_sports FOREIGN KEY (sport_id) </w:t>
+      </w:r>
+    </w:p>
+    <w:p>
+      <w:pPr>
+        <w:keepNext w:val="0"/>
+        <w:keepLines w:val="0"/>
+        <w:pageBreakBefore w:val="0"/>
+        <w:widowControl/>
+        <w:kinsoku/>
+        <w:wordWrap/>
+        <w:overflowPunct/>
+        <w:topLinePunct w:val="0"/>
+        <w:autoSpaceDE/>
+        <w:autoSpaceDN/>
+        <w:bidi w:val="0"/>
+        <w:adjustRightInd/>
+        <w:snapToGrid/>
+        <w:spacing w:line="240" w:lineRule="auto"/>
+        <w:ind w:left="0" w:leftChars="0" w:firstLine="0" w:firstLineChars="0"/>
+        <w:jc w:val="left"/>
+        <w:textAlignment w:val="auto"/>
         <w:rPr>
           <w:rFonts w:hint="default" w:ascii="Cascadia Code" w:hAnsi="Cascadia Code" w:cs="Cascadia Code"/>
           <w:color w:val="000000" w:themeColor="text1"/>
@@ -7502,28 +7607,8 @@
             </w14:solidFill>
           </w14:textFill>
         </w:rPr>
-        <w:t xml:space="preserve">        REFERENCES sports(sport_id) ON DELETE RESTRICT,</w:t>
-      </w:r>
-    </w:p>
-    <w:p>
-      <w:pPr>
-        <w:keepNext w:val="0"/>
-        <w:keepLines w:val="0"/>
-        <w:pageBreakBefore w:val="0"/>
-        <w:widowControl/>
-        <w:kinsoku/>
-        <w:wordWrap/>
-        <w:overflowPunct/>
-        <w:topLinePunct w:val="0"/>
-        <w:autoSpaceDE/>
-        <w:autoSpaceDN/>
-        <w:bidi w:val="0"/>
-        <w:adjustRightInd/>
-        <w:snapToGrid/>
-        <w:spacing w:line="240" w:lineRule="auto"/>
-        <w:ind w:left="0" w:leftChars="0" w:firstLine="0" w:firstLineChars="0"/>
-        <w:jc w:val="left"/>
-        <w:textAlignment w:val="auto"/>
+      </w:pPr>
+      <w:r>
         <w:rPr>
           <w:rFonts w:hint="default" w:ascii="Cascadia Code" w:hAnsi="Cascadia Code" w:cs="Cascadia Code"/>
           <w:color w:val="000000" w:themeColor="text1"/>
@@ -7537,8 +7622,28 @@
             </w14:solidFill>
           </w14:textFill>
         </w:rPr>
-      </w:pPr>
-      <w:r>
+        <w:t xml:space="preserve">        REFERENCES sports(sport_id) ON DELETE RESTRICT,</w:t>
+      </w:r>
+    </w:p>
+    <w:p>
+      <w:pPr>
+        <w:keepNext w:val="0"/>
+        <w:keepLines w:val="0"/>
+        <w:pageBreakBefore w:val="0"/>
+        <w:widowControl/>
+        <w:kinsoku/>
+        <w:wordWrap/>
+        <w:overflowPunct/>
+        <w:topLinePunct w:val="0"/>
+        <w:autoSpaceDE/>
+        <w:autoSpaceDN/>
+        <w:bidi w:val="0"/>
+        <w:adjustRightInd/>
+        <w:snapToGrid/>
+        <w:spacing w:line="240" w:lineRule="auto"/>
+        <w:ind w:left="0" w:leftChars="0" w:firstLine="0" w:firstLineChars="0"/>
+        <w:jc w:val="left"/>
+        <w:textAlignment w:val="auto"/>
         <w:rPr>
           <w:rFonts w:hint="default" w:ascii="Cascadia Code" w:hAnsi="Cascadia Code" w:cs="Cascadia Code"/>
           <w:color w:val="000000" w:themeColor="text1"/>
@@ -7552,28 +7657,8 @@
             </w14:solidFill>
           </w14:textFill>
         </w:rPr>
-        <w:t xml:space="preserve">    CONSTRAINT check_age CHECK (EXTRACT(YEAR FROM AGE(CURRENT_DATE, birth_date)) &gt;= 18)</w:t>
-      </w:r>
-    </w:p>
-    <w:p>
-      <w:pPr>
-        <w:keepNext w:val="0"/>
-        <w:keepLines w:val="0"/>
-        <w:pageBreakBefore w:val="0"/>
-        <w:widowControl/>
-        <w:kinsoku/>
-        <w:wordWrap/>
-        <w:overflowPunct/>
-        <w:topLinePunct w:val="0"/>
-        <w:autoSpaceDE/>
-        <w:autoSpaceDN/>
-        <w:bidi w:val="0"/>
-        <w:adjustRightInd/>
-        <w:snapToGrid/>
-        <w:spacing w:line="240" w:lineRule="auto"/>
-        <w:ind w:left="0" w:leftChars="0" w:firstLine="0" w:firstLineChars="0"/>
-        <w:jc w:val="left"/>
-        <w:textAlignment w:val="auto"/>
+      </w:pPr>
+      <w:r>
         <w:rPr>
           <w:rFonts w:hint="default" w:ascii="Cascadia Code" w:hAnsi="Cascadia Code" w:cs="Cascadia Code"/>
           <w:color w:val="000000" w:themeColor="text1"/>
@@ -7587,8 +7672,28 @@
             </w14:solidFill>
           </w14:textFill>
         </w:rPr>
-      </w:pPr>
-      <w:r>
+        <w:t xml:space="preserve">    CONSTRAINT check_age CHECK (EXTRACT(YEAR FROM AGE(CURRENT_DATE, birth_date)) &gt;= 18)</w:t>
+      </w:r>
+    </w:p>
+    <w:p>
+      <w:pPr>
+        <w:keepNext w:val="0"/>
+        <w:keepLines w:val="0"/>
+        <w:pageBreakBefore w:val="0"/>
+        <w:widowControl/>
+        <w:kinsoku/>
+        <w:wordWrap/>
+        <w:overflowPunct/>
+        <w:topLinePunct w:val="0"/>
+        <w:autoSpaceDE/>
+        <w:autoSpaceDN/>
+        <w:bidi w:val="0"/>
+        <w:adjustRightInd/>
+        <w:snapToGrid/>
+        <w:spacing w:line="240" w:lineRule="auto"/>
+        <w:ind w:left="0" w:leftChars="0" w:firstLine="0" w:firstLineChars="0"/>
+        <w:jc w:val="left"/>
+        <w:textAlignment w:val="auto"/>
         <w:rPr>
           <w:rFonts w:hint="default" w:ascii="Cascadia Code" w:hAnsi="Cascadia Code" w:cs="Cascadia Code"/>
           <w:color w:val="000000" w:themeColor="text1"/>
@@ -7602,34 +7707,14 @@
             </w14:solidFill>
           </w14:textFill>
         </w:rPr>
-        <w:t>);</w:t>
-      </w:r>
-    </w:p>
-    <w:p>
-      <w:pPr>
-        <w:keepNext w:val="0"/>
-        <w:keepLines w:val="0"/>
-        <w:pageBreakBefore w:val="0"/>
-        <w:widowControl/>
-        <w:kinsoku/>
-        <w:wordWrap/>
-        <w:overflowPunct/>
-        <w:topLinePunct w:val="0"/>
-        <w:autoSpaceDE/>
-        <w:autoSpaceDN/>
-        <w:bidi w:val="0"/>
-        <w:adjustRightInd/>
-        <w:snapToGrid/>
-        <w:spacing w:line="360" w:lineRule="auto"/>
-        <w:ind w:left="0" w:leftChars="0" w:firstLine="706" w:firstLineChars="0"/>
-        <w:jc w:val="left"/>
-        <w:textAlignment w:val="auto"/>
-        <w:rPr>
-          <w:rFonts w:hint="default" w:ascii="Times New Roman" w:hAnsi="Times New Roman" w:cs="Times New Roman"/>
+      </w:pPr>
+      <w:r>
+        <w:rPr>
+          <w:rFonts w:hint="default" w:ascii="Cascadia Code" w:hAnsi="Cascadia Code" w:cs="Cascadia Code"/>
           <w:color w:val="000000" w:themeColor="text1"/>
-          <w:sz w:val="28"/>
-          <w:szCs w:val="28"/>
-          <w:highlight w:val="none"/>
+          <w:sz w:val="24"/>
+          <w:szCs w:val="24"/>
+          <w:highlight w:val="lightGray"/>
           <w:lang w:val="ru-RU"/>
           <w14:textFill>
             <w14:solidFill>
@@ -7637,8 +7722,28 @@
             </w14:solidFill>
           </w14:textFill>
         </w:rPr>
-      </w:pPr>
-      <w:r>
+        <w:t>);</w:t>
+      </w:r>
+    </w:p>
+    <w:p>
+      <w:pPr>
+        <w:keepNext w:val="0"/>
+        <w:keepLines w:val="0"/>
+        <w:pageBreakBefore w:val="0"/>
+        <w:widowControl/>
+        <w:kinsoku/>
+        <w:wordWrap/>
+        <w:overflowPunct/>
+        <w:topLinePunct w:val="0"/>
+        <w:autoSpaceDE/>
+        <w:autoSpaceDN/>
+        <w:bidi w:val="0"/>
+        <w:adjustRightInd/>
+        <w:snapToGrid/>
+        <w:spacing w:line="360" w:lineRule="auto"/>
+        <w:ind w:left="0" w:leftChars="0" w:firstLine="706" w:firstLineChars="0"/>
+        <w:jc w:val="left"/>
+        <w:textAlignment w:val="auto"/>
         <w:rPr>
           <w:rFonts w:hint="default" w:ascii="Times New Roman" w:hAnsi="Times New Roman" w:cs="Times New Roman"/>
           <w:color w:val="000000" w:themeColor="text1"/>
@@ -7652,34 +7757,14 @@
             </w14:solidFill>
           </w14:textFill>
         </w:rPr>
-        <w:t>Таблица Venues предназначена для хранения информации о спортивных объектах. VenueId является первичным ключом.</w:t>
-      </w:r>
-    </w:p>
-    <w:p>
-      <w:pPr>
-        <w:keepNext w:val="0"/>
-        <w:keepLines w:val="0"/>
-        <w:pageBreakBefore w:val="0"/>
-        <w:widowControl/>
-        <w:kinsoku/>
-        <w:wordWrap/>
-        <w:overflowPunct/>
-        <w:topLinePunct w:val="0"/>
-        <w:autoSpaceDE/>
-        <w:autoSpaceDN/>
-        <w:bidi w:val="0"/>
-        <w:adjustRightInd/>
-        <w:snapToGrid/>
-        <w:spacing w:line="240" w:lineRule="auto"/>
-        <w:ind w:left="0" w:leftChars="0" w:firstLine="0" w:firstLineChars="0"/>
-        <w:jc w:val="left"/>
-        <w:textAlignment w:val="auto"/>
-        <w:rPr>
-          <w:rFonts w:hint="default" w:ascii="Cascadia Code" w:hAnsi="Cascadia Code" w:cs="Cascadia Code"/>
+      </w:pPr>
+      <w:r>
+        <w:rPr>
+          <w:rFonts w:hint="default" w:ascii="Times New Roman" w:hAnsi="Times New Roman" w:cs="Times New Roman"/>
           <w:color w:val="000000" w:themeColor="text1"/>
-          <w:sz w:val="24"/>
-          <w:szCs w:val="24"/>
-          <w:highlight w:val="lightGray"/>
+          <w:sz w:val="28"/>
+          <w:szCs w:val="28"/>
+          <w:highlight w:val="none"/>
           <w:lang w:val="ru-RU"/>
           <w14:textFill>
             <w14:solidFill>
@@ -7687,8 +7772,28 @@
             </w14:solidFill>
           </w14:textFill>
         </w:rPr>
-      </w:pPr>
-      <w:r>
+        <w:t>Таблица Venues предназначена для хранения информации о спортивных объектах. VenueId является первичным ключом.</w:t>
+      </w:r>
+    </w:p>
+    <w:p>
+      <w:pPr>
+        <w:keepNext w:val="0"/>
+        <w:keepLines w:val="0"/>
+        <w:pageBreakBefore w:val="0"/>
+        <w:widowControl/>
+        <w:kinsoku/>
+        <w:wordWrap/>
+        <w:overflowPunct/>
+        <w:topLinePunct w:val="0"/>
+        <w:autoSpaceDE/>
+        <w:autoSpaceDN/>
+        <w:bidi w:val="0"/>
+        <w:adjustRightInd/>
+        <w:snapToGrid/>
+        <w:spacing w:line="240" w:lineRule="auto"/>
+        <w:ind w:left="0" w:leftChars="0" w:firstLine="0" w:firstLineChars="0"/>
+        <w:jc w:val="left"/>
+        <w:textAlignment w:val="auto"/>
         <w:rPr>
           <w:rFonts w:hint="default" w:ascii="Cascadia Code" w:hAnsi="Cascadia Code" w:cs="Cascadia Code"/>
           <w:color w:val="000000" w:themeColor="text1"/>
@@ -7702,28 +7807,8 @@
             </w14:solidFill>
           </w14:textFill>
         </w:rPr>
-        <w:t>CREATE TABLE venues (</w:t>
-      </w:r>
-    </w:p>
-    <w:p>
-      <w:pPr>
-        <w:keepNext w:val="0"/>
-        <w:keepLines w:val="0"/>
-        <w:pageBreakBefore w:val="0"/>
-        <w:widowControl/>
-        <w:kinsoku/>
-        <w:wordWrap/>
-        <w:overflowPunct/>
-        <w:topLinePunct w:val="0"/>
-        <w:autoSpaceDE/>
-        <w:autoSpaceDN/>
-        <w:bidi w:val="0"/>
-        <w:adjustRightInd/>
-        <w:snapToGrid/>
-        <w:spacing w:line="240" w:lineRule="auto"/>
-        <w:ind w:left="0" w:leftChars="0" w:firstLine="0" w:firstLineChars="0"/>
-        <w:jc w:val="left"/>
-        <w:textAlignment w:val="auto"/>
+      </w:pPr>
+      <w:r>
         <w:rPr>
           <w:rFonts w:hint="default" w:ascii="Cascadia Code" w:hAnsi="Cascadia Code" w:cs="Cascadia Code"/>
           <w:color w:val="000000" w:themeColor="text1"/>
@@ -7737,8 +7822,28 @@
             </w14:solidFill>
           </w14:textFill>
         </w:rPr>
-      </w:pPr>
-      <w:r>
+        <w:t>CREATE TABLE venues (</w:t>
+      </w:r>
+    </w:p>
+    <w:p>
+      <w:pPr>
+        <w:keepNext w:val="0"/>
+        <w:keepLines w:val="0"/>
+        <w:pageBreakBefore w:val="0"/>
+        <w:widowControl/>
+        <w:kinsoku/>
+        <w:wordWrap/>
+        <w:overflowPunct/>
+        <w:topLinePunct w:val="0"/>
+        <w:autoSpaceDE/>
+        <w:autoSpaceDN/>
+        <w:bidi w:val="0"/>
+        <w:adjustRightInd/>
+        <w:snapToGrid/>
+        <w:spacing w:line="240" w:lineRule="auto"/>
+        <w:ind w:left="0" w:leftChars="0" w:firstLine="0" w:firstLineChars="0"/>
+        <w:jc w:val="left"/>
+        <w:textAlignment w:val="auto"/>
         <w:rPr>
           <w:rFonts w:hint="default" w:ascii="Cascadia Code" w:hAnsi="Cascadia Code" w:cs="Cascadia Code"/>
           <w:color w:val="000000" w:themeColor="text1"/>
@@ -7752,28 +7857,8 @@
             </w14:solidFill>
           </w14:textFill>
         </w:rPr>
-        <w:t xml:space="preserve">    venue_id SERIAL PRIMARY KEY,</w:t>
-      </w:r>
-    </w:p>
-    <w:p>
-      <w:pPr>
-        <w:keepNext w:val="0"/>
-        <w:keepLines w:val="0"/>
-        <w:pageBreakBefore w:val="0"/>
-        <w:widowControl/>
-        <w:kinsoku/>
-        <w:wordWrap/>
-        <w:overflowPunct/>
-        <w:topLinePunct w:val="0"/>
-        <w:autoSpaceDE/>
-        <w:autoSpaceDN/>
-        <w:bidi w:val="0"/>
-        <w:adjustRightInd/>
-        <w:snapToGrid/>
-        <w:spacing w:line="240" w:lineRule="auto"/>
-        <w:ind w:left="0" w:leftChars="0" w:firstLine="0" w:firstLineChars="0"/>
-        <w:jc w:val="left"/>
-        <w:textAlignment w:val="auto"/>
+      </w:pPr>
+      <w:r>
         <w:rPr>
           <w:rFonts w:hint="default" w:ascii="Cascadia Code" w:hAnsi="Cascadia Code" w:cs="Cascadia Code"/>
           <w:color w:val="000000" w:themeColor="text1"/>
@@ -7787,8 +7872,28 @@
             </w14:solidFill>
           </w14:textFill>
         </w:rPr>
-      </w:pPr>
-      <w:r>
+        <w:t xml:space="preserve">    venue_id SERIAL PRIMARY KEY,</w:t>
+      </w:r>
+    </w:p>
+    <w:p>
+      <w:pPr>
+        <w:keepNext w:val="0"/>
+        <w:keepLines w:val="0"/>
+        <w:pageBreakBefore w:val="0"/>
+        <w:widowControl/>
+        <w:kinsoku/>
+        <w:wordWrap/>
+        <w:overflowPunct/>
+        <w:topLinePunct w:val="0"/>
+        <w:autoSpaceDE/>
+        <w:autoSpaceDN/>
+        <w:bidi w:val="0"/>
+        <w:adjustRightInd/>
+        <w:snapToGrid/>
+        <w:spacing w:line="240" w:lineRule="auto"/>
+        <w:ind w:left="0" w:leftChars="0" w:firstLine="0" w:firstLineChars="0"/>
+        <w:jc w:val="left"/>
+        <w:textAlignment w:val="auto"/>
         <w:rPr>
           <w:rFonts w:hint="default" w:ascii="Cascadia Code" w:hAnsi="Cascadia Code" w:cs="Cascadia Code"/>
           <w:color w:val="000000" w:themeColor="text1"/>
@@ -7802,28 +7907,8 @@
             </w14:solidFill>
           </w14:textFill>
         </w:rPr>
-        <w:t xml:space="preserve">    name VARCHAR(200) NOT NULL,</w:t>
-      </w:r>
-    </w:p>
-    <w:p>
-      <w:pPr>
-        <w:keepNext w:val="0"/>
-        <w:keepLines w:val="0"/>
-        <w:pageBreakBefore w:val="0"/>
-        <w:widowControl/>
-        <w:kinsoku/>
-        <w:wordWrap/>
-        <w:overflowPunct/>
-        <w:topLinePunct w:val="0"/>
-        <w:autoSpaceDE/>
-        <w:autoSpaceDN/>
-        <w:bidi w:val="0"/>
-        <w:adjustRightInd/>
-        <w:snapToGrid/>
-        <w:spacing w:line="240" w:lineRule="auto"/>
-        <w:ind w:left="0" w:leftChars="0" w:firstLine="0" w:firstLineChars="0"/>
-        <w:jc w:val="left"/>
-        <w:textAlignment w:val="auto"/>
+      </w:pPr>
+      <w:r>
         <w:rPr>
           <w:rFonts w:hint="default" w:ascii="Cascadia Code" w:hAnsi="Cascadia Code" w:cs="Cascadia Code"/>
           <w:color w:val="000000" w:themeColor="text1"/>
@@ -7837,8 +7922,28 @@
             </w14:solidFill>
           </w14:textFill>
         </w:rPr>
-      </w:pPr>
-      <w:r>
+        <w:t xml:space="preserve">    name VARCHAR(200) NOT NULL,</w:t>
+      </w:r>
+    </w:p>
+    <w:p>
+      <w:pPr>
+        <w:keepNext w:val="0"/>
+        <w:keepLines w:val="0"/>
+        <w:pageBreakBefore w:val="0"/>
+        <w:widowControl/>
+        <w:kinsoku/>
+        <w:wordWrap/>
+        <w:overflowPunct/>
+        <w:topLinePunct w:val="0"/>
+        <w:autoSpaceDE/>
+        <w:autoSpaceDN/>
+        <w:bidi w:val="0"/>
+        <w:adjustRightInd/>
+        <w:snapToGrid/>
+        <w:spacing w:line="240" w:lineRule="auto"/>
+        <w:ind w:left="0" w:leftChars="0" w:firstLine="0" w:firstLineChars="0"/>
+        <w:jc w:val="left"/>
+        <w:textAlignment w:val="auto"/>
         <w:rPr>
           <w:rFonts w:hint="default" w:ascii="Cascadia Code" w:hAnsi="Cascadia Code" w:cs="Cascadia Code"/>
           <w:color w:val="000000" w:themeColor="text1"/>
@@ -7852,28 +7957,8 @@
             </w14:solidFill>
           </w14:textFill>
         </w:rPr>
-        <w:t xml:space="preserve">    location VARCHAR(500) NOT NULL,</w:t>
-      </w:r>
-    </w:p>
-    <w:p>
-      <w:pPr>
-        <w:keepNext w:val="0"/>
-        <w:keepLines w:val="0"/>
-        <w:pageBreakBefore w:val="0"/>
-        <w:widowControl/>
-        <w:kinsoku/>
-        <w:wordWrap/>
-        <w:overflowPunct/>
-        <w:topLinePunct w:val="0"/>
-        <w:autoSpaceDE/>
-        <w:autoSpaceDN/>
-        <w:bidi w:val="0"/>
-        <w:adjustRightInd/>
-        <w:snapToGrid/>
-        <w:spacing w:line="240" w:lineRule="auto"/>
-        <w:ind w:left="0" w:leftChars="0" w:firstLine="0" w:firstLineChars="0"/>
-        <w:jc w:val="left"/>
-        <w:textAlignment w:val="auto"/>
+      </w:pPr>
+      <w:r>
         <w:rPr>
           <w:rFonts w:hint="default" w:ascii="Cascadia Code" w:hAnsi="Cascadia Code" w:cs="Cascadia Code"/>
           <w:color w:val="000000" w:themeColor="text1"/>
@@ -7887,8 +7972,28 @@
             </w14:solidFill>
           </w14:textFill>
         </w:rPr>
-      </w:pPr>
-      <w:r>
+        <w:t xml:space="preserve">    location VARCHAR(500) NOT NULL,</w:t>
+      </w:r>
+    </w:p>
+    <w:p>
+      <w:pPr>
+        <w:keepNext w:val="0"/>
+        <w:keepLines w:val="0"/>
+        <w:pageBreakBefore w:val="0"/>
+        <w:widowControl/>
+        <w:kinsoku/>
+        <w:wordWrap/>
+        <w:overflowPunct/>
+        <w:topLinePunct w:val="0"/>
+        <w:autoSpaceDE/>
+        <w:autoSpaceDN/>
+        <w:bidi w:val="0"/>
+        <w:adjustRightInd/>
+        <w:snapToGrid/>
+        <w:spacing w:line="240" w:lineRule="auto"/>
+        <w:ind w:left="0" w:leftChars="0" w:firstLine="0" w:firstLineChars="0"/>
+        <w:jc w:val="left"/>
+        <w:textAlignment w:val="auto"/>
         <w:rPr>
           <w:rFonts w:hint="default" w:ascii="Cascadia Code" w:hAnsi="Cascadia Code" w:cs="Cascadia Code"/>
           <w:color w:val="000000" w:themeColor="text1"/>
@@ -7902,28 +8007,8 @@
             </w14:solidFill>
           </w14:textFill>
         </w:rPr>
-        <w:t xml:space="preserve">    possible_sports INT[] DEFAULT ARRAY[]::INT[]</w:t>
-      </w:r>
-    </w:p>
-    <w:p>
-      <w:pPr>
-        <w:keepNext w:val="0"/>
-        <w:keepLines w:val="0"/>
-        <w:pageBreakBefore w:val="0"/>
-        <w:widowControl/>
-        <w:kinsoku/>
-        <w:wordWrap/>
-        <w:overflowPunct/>
-        <w:topLinePunct w:val="0"/>
-        <w:autoSpaceDE/>
-        <w:autoSpaceDN/>
-        <w:bidi w:val="0"/>
-        <w:adjustRightInd/>
-        <w:snapToGrid/>
-        <w:spacing w:line="240" w:lineRule="auto"/>
-        <w:ind w:left="0" w:leftChars="0" w:firstLine="0" w:firstLineChars="0"/>
-        <w:jc w:val="left"/>
-        <w:textAlignment w:val="auto"/>
+      </w:pPr>
+      <w:r>
         <w:rPr>
           <w:rFonts w:hint="default" w:ascii="Cascadia Code" w:hAnsi="Cascadia Code" w:cs="Cascadia Code"/>
           <w:color w:val="000000" w:themeColor="text1"/>
@@ -7937,8 +8022,28 @@
             </w14:solidFill>
           </w14:textFill>
         </w:rPr>
-      </w:pPr>
-      <w:r>
+        <w:t xml:space="preserve">    possible_sports INT[] DEFAULT ARRAY[]::INT[]</w:t>
+      </w:r>
+    </w:p>
+    <w:p>
+      <w:pPr>
+        <w:keepNext w:val="0"/>
+        <w:keepLines w:val="0"/>
+        <w:pageBreakBefore w:val="0"/>
+        <w:widowControl/>
+        <w:kinsoku/>
+        <w:wordWrap/>
+        <w:overflowPunct/>
+        <w:topLinePunct w:val="0"/>
+        <w:autoSpaceDE/>
+        <w:autoSpaceDN/>
+        <w:bidi w:val="0"/>
+        <w:adjustRightInd/>
+        <w:snapToGrid/>
+        <w:spacing w:line="240" w:lineRule="auto"/>
+        <w:ind w:left="0" w:leftChars="0" w:firstLine="0" w:firstLineChars="0"/>
+        <w:jc w:val="left"/>
+        <w:textAlignment w:val="auto"/>
         <w:rPr>
           <w:rFonts w:hint="default" w:ascii="Cascadia Code" w:hAnsi="Cascadia Code" w:cs="Cascadia Code"/>
           <w:color w:val="000000" w:themeColor="text1"/>
@@ -7952,34 +8057,14 @@
             </w14:solidFill>
           </w14:textFill>
         </w:rPr>
-        <w:t>);</w:t>
-      </w:r>
-    </w:p>
-    <w:p>
-      <w:pPr>
-        <w:keepNext w:val="0"/>
-        <w:keepLines w:val="0"/>
-        <w:pageBreakBefore w:val="0"/>
-        <w:widowControl/>
-        <w:kinsoku/>
-        <w:wordWrap/>
-        <w:overflowPunct/>
-        <w:topLinePunct w:val="0"/>
-        <w:autoSpaceDE/>
-        <w:autoSpaceDN/>
-        <w:bidi w:val="0"/>
-        <w:adjustRightInd/>
-        <w:snapToGrid/>
-        <w:spacing w:line="360" w:lineRule="auto"/>
-        <w:ind w:left="0" w:leftChars="0" w:firstLine="706" w:firstLineChars="0"/>
-        <w:jc w:val="left"/>
-        <w:textAlignment w:val="auto"/>
-        <w:rPr>
-          <w:rFonts w:hint="default" w:ascii="Times New Roman" w:hAnsi="Times New Roman" w:cs="Times New Roman"/>
+      </w:pPr>
+      <w:r>
+        <w:rPr>
+          <w:rFonts w:hint="default" w:ascii="Cascadia Code" w:hAnsi="Cascadia Code" w:cs="Cascadia Code"/>
           <w:color w:val="000000" w:themeColor="text1"/>
-          <w:sz w:val="28"/>
-          <w:szCs w:val="28"/>
-          <w:highlight w:val="none"/>
+          <w:sz w:val="24"/>
+          <w:szCs w:val="24"/>
+          <w:highlight w:val="lightGray"/>
           <w:lang w:val="ru-RU"/>
           <w14:textFill>
             <w14:solidFill>
@@ -7987,8 +8072,28 @@
             </w14:solidFill>
           </w14:textFill>
         </w:rPr>
-      </w:pPr>
-      <w:r>
+        <w:t>);</w:t>
+      </w:r>
+    </w:p>
+    <w:p>
+      <w:pPr>
+        <w:keepNext w:val="0"/>
+        <w:keepLines w:val="0"/>
+        <w:pageBreakBefore w:val="0"/>
+        <w:widowControl/>
+        <w:kinsoku/>
+        <w:wordWrap/>
+        <w:overflowPunct/>
+        <w:topLinePunct w:val="0"/>
+        <w:autoSpaceDE/>
+        <w:autoSpaceDN/>
+        <w:bidi w:val="0"/>
+        <w:adjustRightInd/>
+        <w:snapToGrid/>
+        <w:spacing w:line="360" w:lineRule="auto"/>
+        <w:ind w:left="0" w:leftChars="0" w:firstLine="706" w:firstLineChars="0"/>
+        <w:jc w:val="left"/>
+        <w:textAlignment w:val="auto"/>
         <w:rPr>
           <w:rFonts w:hint="default" w:ascii="Times New Roman" w:hAnsi="Times New Roman" w:cs="Times New Roman"/>
           <w:color w:val="000000" w:themeColor="text1"/>
@@ -8002,34 +8107,14 @@
             </w14:solidFill>
           </w14:textFill>
         </w:rPr>
-        <w:t>Таблица EventSchedules хранит расписание соревнований. StartId -первичный ключ. Поля SportId и VenueId являются внешними ключами.</w:t>
-      </w:r>
-    </w:p>
-    <w:p>
-      <w:pPr>
-        <w:keepNext w:val="0"/>
-        <w:keepLines w:val="0"/>
-        <w:pageBreakBefore w:val="0"/>
-        <w:widowControl/>
-        <w:kinsoku/>
-        <w:wordWrap/>
-        <w:overflowPunct/>
-        <w:topLinePunct w:val="0"/>
-        <w:autoSpaceDE/>
-        <w:autoSpaceDN/>
-        <w:bidi w:val="0"/>
-        <w:adjustRightInd/>
-        <w:snapToGrid/>
-        <w:spacing w:line="240" w:lineRule="auto"/>
-        <w:ind w:left="0" w:leftChars="0" w:firstLine="0" w:firstLineChars="0"/>
-        <w:jc w:val="left"/>
-        <w:textAlignment w:val="auto"/>
-        <w:rPr>
-          <w:rFonts w:hint="default" w:ascii="Cascadia Code" w:hAnsi="Cascadia Code" w:cs="Cascadia Code"/>
+      </w:pPr>
+      <w:r>
+        <w:rPr>
+          <w:rFonts w:hint="default" w:ascii="Times New Roman" w:hAnsi="Times New Roman" w:cs="Times New Roman"/>
           <w:color w:val="000000" w:themeColor="text1"/>
-          <w:sz w:val="24"/>
-          <w:szCs w:val="24"/>
-          <w:highlight w:val="lightGray"/>
+          <w:sz w:val="28"/>
+          <w:szCs w:val="28"/>
+          <w:highlight w:val="none"/>
           <w:lang w:val="ru-RU"/>
           <w14:textFill>
             <w14:solidFill>
@@ -8037,8 +8122,28 @@
             </w14:solidFill>
           </w14:textFill>
         </w:rPr>
-      </w:pPr>
-      <w:r>
+        <w:t>Таблица EventSchedules хранит расписание соревнований. StartId -первичный ключ. Поля SportId и VenueId являются внешними ключами.</w:t>
+      </w:r>
+    </w:p>
+    <w:p>
+      <w:pPr>
+        <w:keepNext w:val="0"/>
+        <w:keepLines w:val="0"/>
+        <w:pageBreakBefore w:val="0"/>
+        <w:widowControl/>
+        <w:kinsoku/>
+        <w:wordWrap/>
+        <w:overflowPunct/>
+        <w:topLinePunct w:val="0"/>
+        <w:autoSpaceDE/>
+        <w:autoSpaceDN/>
+        <w:bidi w:val="0"/>
+        <w:adjustRightInd/>
+        <w:snapToGrid/>
+        <w:spacing w:line="240" w:lineRule="auto"/>
+        <w:ind w:left="0" w:leftChars="0" w:firstLine="0" w:firstLineChars="0"/>
+        <w:jc w:val="left"/>
+        <w:textAlignment w:val="auto"/>
         <w:rPr>
           <w:rFonts w:hint="default" w:ascii="Cascadia Code" w:hAnsi="Cascadia Code" w:cs="Cascadia Code"/>
           <w:color w:val="000000" w:themeColor="text1"/>
@@ -8052,28 +8157,8 @@
             </w14:solidFill>
           </w14:textFill>
         </w:rPr>
-        <w:t>CREATE TABLE event_schedule (</w:t>
-      </w:r>
-    </w:p>
-    <w:p>
-      <w:pPr>
-        <w:keepNext w:val="0"/>
-        <w:keepLines w:val="0"/>
-        <w:pageBreakBefore w:val="0"/>
-        <w:widowControl/>
-        <w:kinsoku/>
-        <w:wordWrap/>
-        <w:overflowPunct/>
-        <w:topLinePunct w:val="0"/>
-        <w:autoSpaceDE/>
-        <w:autoSpaceDN/>
-        <w:bidi w:val="0"/>
-        <w:adjustRightInd/>
-        <w:snapToGrid/>
-        <w:spacing w:line="240" w:lineRule="auto"/>
-        <w:ind w:left="0" w:leftChars="0" w:firstLine="0" w:firstLineChars="0"/>
-        <w:jc w:val="left"/>
-        <w:textAlignment w:val="auto"/>
+      </w:pPr>
+      <w:r>
         <w:rPr>
           <w:rFonts w:hint="default" w:ascii="Cascadia Code" w:hAnsi="Cascadia Code" w:cs="Cascadia Code"/>
           <w:color w:val="000000" w:themeColor="text1"/>
@@ -8087,8 +8172,28 @@
             </w14:solidFill>
           </w14:textFill>
         </w:rPr>
-      </w:pPr>
-      <w:r>
+        <w:t>CREATE TABLE event_schedule (</w:t>
+      </w:r>
+    </w:p>
+    <w:p>
+      <w:pPr>
+        <w:keepNext w:val="0"/>
+        <w:keepLines w:val="0"/>
+        <w:pageBreakBefore w:val="0"/>
+        <w:widowControl/>
+        <w:kinsoku/>
+        <w:wordWrap/>
+        <w:overflowPunct/>
+        <w:topLinePunct w:val="0"/>
+        <w:autoSpaceDE/>
+        <w:autoSpaceDN/>
+        <w:bidi w:val="0"/>
+        <w:adjustRightInd/>
+        <w:snapToGrid/>
+        <w:spacing w:line="240" w:lineRule="auto"/>
+        <w:ind w:left="0" w:leftChars="0" w:firstLine="0" w:firstLineChars="0"/>
+        <w:jc w:val="left"/>
+        <w:textAlignment w:val="auto"/>
         <w:rPr>
           <w:rFonts w:hint="default" w:ascii="Cascadia Code" w:hAnsi="Cascadia Code" w:cs="Cascadia Code"/>
           <w:color w:val="000000" w:themeColor="text1"/>
@@ -8102,28 +8207,8 @@
             </w14:solidFill>
           </w14:textFill>
         </w:rPr>
-        <w:t xml:space="preserve">    start_id SERIAL PRIMARY KEY,</w:t>
-      </w:r>
-    </w:p>
-    <w:p>
-      <w:pPr>
-        <w:keepNext w:val="0"/>
-        <w:keepLines w:val="0"/>
-        <w:pageBreakBefore w:val="0"/>
-        <w:widowControl/>
-        <w:kinsoku/>
-        <w:wordWrap/>
-        <w:overflowPunct/>
-        <w:topLinePunct w:val="0"/>
-        <w:autoSpaceDE/>
-        <w:autoSpaceDN/>
-        <w:bidi w:val="0"/>
-        <w:adjustRightInd/>
-        <w:snapToGrid/>
-        <w:spacing w:line="240" w:lineRule="auto"/>
-        <w:ind w:left="0" w:leftChars="0" w:firstLine="0" w:firstLineChars="0"/>
-        <w:jc w:val="left"/>
-        <w:textAlignment w:val="auto"/>
+      </w:pPr>
+      <w:r>
         <w:rPr>
           <w:rFonts w:hint="default" w:ascii="Cascadia Code" w:hAnsi="Cascadia Code" w:cs="Cascadia Code"/>
           <w:color w:val="000000" w:themeColor="text1"/>
@@ -8137,8 +8222,28 @@
             </w14:solidFill>
           </w14:textFill>
         </w:rPr>
-      </w:pPr>
-      <w:r>
+        <w:t xml:space="preserve">    start_id SERIAL PRIMARY KEY,</w:t>
+      </w:r>
+    </w:p>
+    <w:p>
+      <w:pPr>
+        <w:keepNext w:val="0"/>
+        <w:keepLines w:val="0"/>
+        <w:pageBreakBefore w:val="0"/>
+        <w:widowControl/>
+        <w:kinsoku/>
+        <w:wordWrap/>
+        <w:overflowPunct/>
+        <w:topLinePunct w:val="0"/>
+        <w:autoSpaceDE/>
+        <w:autoSpaceDN/>
+        <w:bidi w:val="0"/>
+        <w:adjustRightInd/>
+        <w:snapToGrid/>
+        <w:spacing w:line="240" w:lineRule="auto"/>
+        <w:ind w:left="0" w:leftChars="0" w:firstLine="0" w:firstLineChars="0"/>
+        <w:jc w:val="left"/>
+        <w:textAlignment w:val="auto"/>
         <w:rPr>
           <w:rFonts w:hint="default" w:ascii="Cascadia Code" w:hAnsi="Cascadia Code" w:cs="Cascadia Code"/>
           <w:color w:val="000000" w:themeColor="text1"/>
@@ -8152,28 +8257,8 @@
             </w14:solidFill>
           </w14:textFill>
         </w:rPr>
-        <w:t xml:space="preserve">    sport_id INT NOT NULL,</w:t>
-      </w:r>
-    </w:p>
-    <w:p>
-      <w:pPr>
-        <w:keepNext w:val="0"/>
-        <w:keepLines w:val="0"/>
-        <w:pageBreakBefore w:val="0"/>
-        <w:widowControl/>
-        <w:kinsoku/>
-        <w:wordWrap/>
-        <w:overflowPunct/>
-        <w:topLinePunct w:val="0"/>
-        <w:autoSpaceDE/>
-        <w:autoSpaceDN/>
-        <w:bidi w:val="0"/>
-        <w:adjustRightInd/>
-        <w:snapToGrid/>
-        <w:spacing w:line="240" w:lineRule="auto"/>
-        <w:ind w:left="0" w:leftChars="0" w:firstLine="0" w:firstLineChars="0"/>
-        <w:jc w:val="left"/>
-        <w:textAlignment w:val="auto"/>
+      </w:pPr>
+      <w:r>
         <w:rPr>
           <w:rFonts w:hint="default" w:ascii="Cascadia Code" w:hAnsi="Cascadia Code" w:cs="Cascadia Code"/>
           <w:color w:val="000000" w:themeColor="text1"/>
@@ -8187,8 +8272,28 @@
             </w14:solidFill>
           </w14:textFill>
         </w:rPr>
-      </w:pPr>
-      <w:r>
+        <w:t xml:space="preserve">    sport_id INT NOT NULL,</w:t>
+      </w:r>
+    </w:p>
+    <w:p>
+      <w:pPr>
+        <w:keepNext w:val="0"/>
+        <w:keepLines w:val="0"/>
+        <w:pageBreakBefore w:val="0"/>
+        <w:widowControl/>
+        <w:kinsoku/>
+        <w:wordWrap/>
+        <w:overflowPunct/>
+        <w:topLinePunct w:val="0"/>
+        <w:autoSpaceDE/>
+        <w:autoSpaceDN/>
+        <w:bidi w:val="0"/>
+        <w:adjustRightInd/>
+        <w:snapToGrid/>
+        <w:spacing w:line="240" w:lineRule="auto"/>
+        <w:ind w:left="0" w:leftChars="0" w:firstLine="0" w:firstLineChars="0"/>
+        <w:jc w:val="left"/>
+        <w:textAlignment w:val="auto"/>
         <w:rPr>
           <w:rFonts w:hint="default" w:ascii="Cascadia Code" w:hAnsi="Cascadia Code" w:cs="Cascadia Code"/>
           <w:color w:val="000000" w:themeColor="text1"/>
@@ -8202,28 +8307,8 @@
             </w14:solidFill>
           </w14:textFill>
         </w:rPr>
-        <w:t xml:space="preserve">    start_date DATE NOT NULL,</w:t>
-      </w:r>
-    </w:p>
-    <w:p>
-      <w:pPr>
-        <w:keepNext w:val="0"/>
-        <w:keepLines w:val="0"/>
-        <w:pageBreakBefore w:val="0"/>
-        <w:widowControl/>
-        <w:kinsoku/>
-        <w:wordWrap/>
-        <w:overflowPunct/>
-        <w:topLinePunct w:val="0"/>
-        <w:autoSpaceDE/>
-        <w:autoSpaceDN/>
-        <w:bidi w:val="0"/>
-        <w:adjustRightInd/>
-        <w:snapToGrid/>
-        <w:spacing w:line="240" w:lineRule="auto"/>
-        <w:ind w:left="0" w:leftChars="0" w:firstLine="0" w:firstLineChars="0"/>
-        <w:jc w:val="left"/>
-        <w:textAlignment w:val="auto"/>
+      </w:pPr>
+      <w:r>
         <w:rPr>
           <w:rFonts w:hint="default" w:ascii="Cascadia Code" w:hAnsi="Cascadia Code" w:cs="Cascadia Code"/>
           <w:color w:val="000000" w:themeColor="text1"/>
@@ -8237,8 +8322,28 @@
             </w14:solidFill>
           </w14:textFill>
         </w:rPr>
-      </w:pPr>
-      <w:r>
+        <w:t xml:space="preserve">    start_date DATE NOT NULL,</w:t>
+      </w:r>
+    </w:p>
+    <w:p>
+      <w:pPr>
+        <w:keepNext w:val="0"/>
+        <w:keepLines w:val="0"/>
+        <w:pageBreakBefore w:val="0"/>
+        <w:widowControl/>
+        <w:kinsoku/>
+        <w:wordWrap/>
+        <w:overflowPunct/>
+        <w:topLinePunct w:val="0"/>
+        <w:autoSpaceDE/>
+        <w:autoSpaceDN/>
+        <w:bidi w:val="0"/>
+        <w:adjustRightInd/>
+        <w:snapToGrid/>
+        <w:spacing w:line="240" w:lineRule="auto"/>
+        <w:ind w:left="0" w:leftChars="0" w:firstLine="0" w:firstLineChars="0"/>
+        <w:jc w:val="left"/>
+        <w:textAlignment w:val="auto"/>
         <w:rPr>
           <w:rFonts w:hint="default" w:ascii="Cascadia Code" w:hAnsi="Cascadia Code" w:cs="Cascadia Code"/>
           <w:color w:val="000000" w:themeColor="text1"/>
@@ -8252,28 +8357,8 @@
             </w14:solidFill>
           </w14:textFill>
         </w:rPr>
-        <w:t xml:space="preserve">    start_time TIME NOT NULL,</w:t>
-      </w:r>
-    </w:p>
-    <w:p>
-      <w:pPr>
-        <w:keepNext w:val="0"/>
-        <w:keepLines w:val="0"/>
-        <w:pageBreakBefore w:val="0"/>
-        <w:widowControl/>
-        <w:kinsoku/>
-        <w:wordWrap/>
-        <w:overflowPunct/>
-        <w:topLinePunct w:val="0"/>
-        <w:autoSpaceDE/>
-        <w:autoSpaceDN/>
-        <w:bidi w:val="0"/>
-        <w:adjustRightInd/>
-        <w:snapToGrid/>
-        <w:spacing w:line="240" w:lineRule="auto"/>
-        <w:ind w:left="0" w:leftChars="0" w:firstLine="0" w:firstLineChars="0"/>
-        <w:jc w:val="left"/>
-        <w:textAlignment w:val="auto"/>
+      </w:pPr>
+      <w:r>
         <w:rPr>
           <w:rFonts w:hint="default" w:ascii="Cascadia Code" w:hAnsi="Cascadia Code" w:cs="Cascadia Code"/>
           <w:color w:val="000000" w:themeColor="text1"/>
@@ -8287,8 +8372,28 @@
             </w14:solidFill>
           </w14:textFill>
         </w:rPr>
-      </w:pPr>
-      <w:r>
+        <w:t xml:space="preserve">    start_time TIME NOT NULL,</w:t>
+      </w:r>
+    </w:p>
+    <w:p>
+      <w:pPr>
+        <w:keepNext w:val="0"/>
+        <w:keepLines w:val="0"/>
+        <w:pageBreakBefore w:val="0"/>
+        <w:widowControl/>
+        <w:kinsoku/>
+        <w:wordWrap/>
+        <w:overflowPunct/>
+        <w:topLinePunct w:val="0"/>
+        <w:autoSpaceDE/>
+        <w:autoSpaceDN/>
+        <w:bidi w:val="0"/>
+        <w:adjustRightInd/>
+        <w:snapToGrid/>
+        <w:spacing w:line="240" w:lineRule="auto"/>
+        <w:ind w:left="0" w:leftChars="0" w:firstLine="0" w:firstLineChars="0"/>
+        <w:jc w:val="left"/>
+        <w:textAlignment w:val="auto"/>
         <w:rPr>
           <w:rFonts w:hint="default" w:ascii="Cascadia Code" w:hAnsi="Cascadia Code" w:cs="Cascadia Code"/>
           <w:color w:val="000000" w:themeColor="text1"/>
@@ -8302,28 +8407,8 @@
             </w14:solidFill>
           </w14:textFill>
         </w:rPr>
-        <w:t xml:space="preserve">    end_time TIME NOT NULL,</w:t>
-      </w:r>
-    </w:p>
-    <w:p>
-      <w:pPr>
-        <w:keepNext w:val="0"/>
-        <w:keepLines w:val="0"/>
-        <w:pageBreakBefore w:val="0"/>
-        <w:widowControl/>
-        <w:kinsoku/>
-        <w:wordWrap/>
-        <w:overflowPunct/>
-        <w:topLinePunct w:val="0"/>
-        <w:autoSpaceDE/>
-        <w:autoSpaceDN/>
-        <w:bidi w:val="0"/>
-        <w:adjustRightInd/>
-        <w:snapToGrid/>
-        <w:spacing w:line="240" w:lineRule="auto"/>
-        <w:ind w:left="0" w:leftChars="0" w:firstLine="0" w:firstLineChars="0"/>
-        <w:jc w:val="left"/>
-        <w:textAlignment w:val="auto"/>
+      </w:pPr>
+      <w:r>
         <w:rPr>
           <w:rFonts w:hint="default" w:ascii="Cascadia Code" w:hAnsi="Cascadia Code" w:cs="Cascadia Code"/>
           <w:color w:val="000000" w:themeColor="text1"/>
@@ -8337,8 +8422,28 @@
             </w14:solidFill>
           </w14:textFill>
         </w:rPr>
-      </w:pPr>
-      <w:r>
+        <w:t xml:space="preserve">    end_time TIME NOT NULL,</w:t>
+      </w:r>
+    </w:p>
+    <w:p>
+      <w:pPr>
+        <w:keepNext w:val="0"/>
+        <w:keepLines w:val="0"/>
+        <w:pageBreakBefore w:val="0"/>
+        <w:widowControl/>
+        <w:kinsoku/>
+        <w:wordWrap/>
+        <w:overflowPunct/>
+        <w:topLinePunct w:val="0"/>
+        <w:autoSpaceDE/>
+        <w:autoSpaceDN/>
+        <w:bidi w:val="0"/>
+        <w:adjustRightInd/>
+        <w:snapToGrid/>
+        <w:spacing w:line="240" w:lineRule="auto"/>
+        <w:ind w:left="0" w:leftChars="0" w:firstLine="0" w:firstLineChars="0"/>
+        <w:jc w:val="left"/>
+        <w:textAlignment w:val="auto"/>
         <w:rPr>
           <w:rFonts w:hint="default" w:ascii="Cascadia Code" w:hAnsi="Cascadia Code" w:cs="Cascadia Code"/>
           <w:color w:val="000000" w:themeColor="text1"/>
@@ -8352,28 +8457,8 @@
             </w14:solidFill>
           </w14:textFill>
         </w:rPr>
-        <w:t xml:space="preserve">    venue_id INT NOT NULL,</w:t>
-      </w:r>
-    </w:p>
-    <w:p>
-      <w:pPr>
-        <w:keepNext w:val="0"/>
-        <w:keepLines w:val="0"/>
-        <w:pageBreakBefore w:val="0"/>
-        <w:widowControl/>
-        <w:kinsoku/>
-        <w:wordWrap/>
-        <w:overflowPunct/>
-        <w:topLinePunct w:val="0"/>
-        <w:autoSpaceDE/>
-        <w:autoSpaceDN/>
-        <w:bidi w:val="0"/>
-        <w:adjustRightInd/>
-        <w:snapToGrid/>
-        <w:spacing w:line="240" w:lineRule="auto"/>
-        <w:ind w:left="0" w:leftChars="0" w:firstLine="0" w:firstLineChars="0"/>
-        <w:jc w:val="left"/>
-        <w:textAlignment w:val="auto"/>
+      </w:pPr>
+      <w:r>
         <w:rPr>
           <w:rFonts w:hint="default" w:ascii="Cascadia Code" w:hAnsi="Cascadia Code" w:cs="Cascadia Code"/>
           <w:color w:val="000000" w:themeColor="text1"/>
@@ -8387,8 +8472,28 @@
             </w14:solidFill>
           </w14:textFill>
         </w:rPr>
-      </w:pPr>
-      <w:r>
+        <w:t xml:space="preserve">    venue_id INT NOT NULL,</w:t>
+      </w:r>
+    </w:p>
+    <w:p>
+      <w:pPr>
+        <w:keepNext w:val="0"/>
+        <w:keepLines w:val="0"/>
+        <w:pageBreakBefore w:val="0"/>
+        <w:widowControl/>
+        <w:kinsoku/>
+        <w:wordWrap/>
+        <w:overflowPunct/>
+        <w:topLinePunct w:val="0"/>
+        <w:autoSpaceDE/>
+        <w:autoSpaceDN/>
+        <w:bidi w:val="0"/>
+        <w:adjustRightInd/>
+        <w:snapToGrid/>
+        <w:spacing w:line="240" w:lineRule="auto"/>
+        <w:ind w:left="0" w:leftChars="0" w:firstLine="0" w:firstLineChars="0"/>
+        <w:jc w:val="left"/>
+        <w:textAlignment w:val="auto"/>
         <w:rPr>
           <w:rFonts w:hint="default" w:ascii="Cascadia Code" w:hAnsi="Cascadia Code" w:cs="Cascadia Code"/>
           <w:color w:val="000000" w:themeColor="text1"/>
@@ -8402,28 +8507,8 @@
             </w14:solidFill>
           </w14:textFill>
         </w:rPr>
-        <w:t xml:space="preserve">    CONSTRAINT fk_event_schedule_sports FOREIGN KEY (sport_id) </w:t>
-      </w:r>
-    </w:p>
-    <w:p>
-      <w:pPr>
-        <w:keepNext w:val="0"/>
-        <w:keepLines w:val="0"/>
-        <w:pageBreakBefore w:val="0"/>
-        <w:widowControl/>
-        <w:kinsoku/>
-        <w:wordWrap/>
-        <w:overflowPunct/>
-        <w:topLinePunct w:val="0"/>
-        <w:autoSpaceDE/>
-        <w:autoSpaceDN/>
-        <w:bidi w:val="0"/>
-        <w:adjustRightInd/>
-        <w:snapToGrid/>
-        <w:spacing w:line="240" w:lineRule="auto"/>
-        <w:ind w:left="0" w:leftChars="0" w:firstLine="0" w:firstLineChars="0"/>
-        <w:jc w:val="left"/>
-        <w:textAlignment w:val="auto"/>
+      </w:pPr>
+      <w:r>
         <w:rPr>
           <w:rFonts w:hint="default" w:ascii="Cascadia Code" w:hAnsi="Cascadia Code" w:cs="Cascadia Code"/>
           <w:color w:val="000000" w:themeColor="text1"/>
@@ -8437,8 +8522,28 @@
             </w14:solidFill>
           </w14:textFill>
         </w:rPr>
-      </w:pPr>
-      <w:r>
+        <w:t xml:space="preserve">    CONSTRAINT fk_event_schedule_sports FOREIGN KEY (sport_id) </w:t>
+      </w:r>
+    </w:p>
+    <w:p>
+      <w:pPr>
+        <w:keepNext w:val="0"/>
+        <w:keepLines w:val="0"/>
+        <w:pageBreakBefore w:val="0"/>
+        <w:widowControl/>
+        <w:kinsoku/>
+        <w:wordWrap/>
+        <w:overflowPunct/>
+        <w:topLinePunct w:val="0"/>
+        <w:autoSpaceDE/>
+        <w:autoSpaceDN/>
+        <w:bidi w:val="0"/>
+        <w:adjustRightInd/>
+        <w:snapToGrid/>
+        <w:spacing w:line="240" w:lineRule="auto"/>
+        <w:ind w:left="0" w:leftChars="0" w:firstLine="0" w:firstLineChars="0"/>
+        <w:jc w:val="left"/>
+        <w:textAlignment w:val="auto"/>
         <w:rPr>
           <w:rFonts w:hint="default" w:ascii="Cascadia Code" w:hAnsi="Cascadia Code" w:cs="Cascadia Code"/>
           <w:color w:val="000000" w:themeColor="text1"/>
@@ -8452,28 +8557,8 @@
             </w14:solidFill>
           </w14:textFill>
         </w:rPr>
-        <w:t xml:space="preserve">        REFERENCES sports(sport_id) ON DELETE RESTRICT,</w:t>
-      </w:r>
-    </w:p>
-    <w:p>
-      <w:pPr>
-        <w:keepNext w:val="0"/>
-        <w:keepLines w:val="0"/>
-        <w:pageBreakBefore w:val="0"/>
-        <w:widowControl/>
-        <w:kinsoku/>
-        <w:wordWrap/>
-        <w:overflowPunct/>
-        <w:topLinePunct w:val="0"/>
-        <w:autoSpaceDE/>
-        <w:autoSpaceDN/>
-        <w:bidi w:val="0"/>
-        <w:adjustRightInd/>
-        <w:snapToGrid/>
-        <w:spacing w:line="240" w:lineRule="auto"/>
-        <w:ind w:left="0" w:leftChars="0" w:firstLine="0" w:firstLineChars="0"/>
-        <w:jc w:val="left"/>
-        <w:textAlignment w:val="auto"/>
+      </w:pPr>
+      <w:r>
         <w:rPr>
           <w:rFonts w:hint="default" w:ascii="Cascadia Code" w:hAnsi="Cascadia Code" w:cs="Cascadia Code"/>
           <w:color w:val="000000" w:themeColor="text1"/>
@@ -8487,8 +8572,28 @@
             </w14:solidFill>
           </w14:textFill>
         </w:rPr>
-      </w:pPr>
-      <w:r>
+        <w:t xml:space="preserve">        REFERENCES sports(sport_id) ON DELETE RESTRICT,</w:t>
+      </w:r>
+    </w:p>
+    <w:p>
+      <w:pPr>
+        <w:keepNext w:val="0"/>
+        <w:keepLines w:val="0"/>
+        <w:pageBreakBefore w:val="0"/>
+        <w:widowControl/>
+        <w:kinsoku/>
+        <w:wordWrap/>
+        <w:overflowPunct/>
+        <w:topLinePunct w:val="0"/>
+        <w:autoSpaceDE/>
+        <w:autoSpaceDN/>
+        <w:bidi w:val="0"/>
+        <w:adjustRightInd/>
+        <w:snapToGrid/>
+        <w:spacing w:line="240" w:lineRule="auto"/>
+        <w:ind w:left="0" w:leftChars="0" w:firstLine="0" w:firstLineChars="0"/>
+        <w:jc w:val="left"/>
+        <w:textAlignment w:val="auto"/>
         <w:rPr>
           <w:rFonts w:hint="default" w:ascii="Cascadia Code" w:hAnsi="Cascadia Code" w:cs="Cascadia Code"/>
           <w:color w:val="000000" w:themeColor="text1"/>
@@ -8502,28 +8607,8 @@
             </w14:solidFill>
           </w14:textFill>
         </w:rPr>
-        <w:t xml:space="preserve">    CONSTRAINT fk_event_schedule_venues FOREIGN KEY (venue_id) </w:t>
-      </w:r>
-    </w:p>
-    <w:p>
-      <w:pPr>
-        <w:keepNext w:val="0"/>
-        <w:keepLines w:val="0"/>
-        <w:pageBreakBefore w:val="0"/>
-        <w:widowControl/>
-        <w:kinsoku/>
-        <w:wordWrap/>
-        <w:overflowPunct/>
-        <w:topLinePunct w:val="0"/>
-        <w:autoSpaceDE/>
-        <w:autoSpaceDN/>
-        <w:bidi w:val="0"/>
-        <w:adjustRightInd/>
-        <w:snapToGrid/>
-        <w:spacing w:line="240" w:lineRule="auto"/>
-        <w:ind w:left="0" w:leftChars="0" w:firstLine="0" w:firstLineChars="0"/>
-        <w:jc w:val="left"/>
-        <w:textAlignment w:val="auto"/>
+      </w:pPr>
+      <w:r>
         <w:rPr>
           <w:rFonts w:hint="default" w:ascii="Cascadia Code" w:hAnsi="Cascadia Code" w:cs="Cascadia Code"/>
           <w:color w:val="000000" w:themeColor="text1"/>
@@ -8537,8 +8622,28 @@
             </w14:solidFill>
           </w14:textFill>
         </w:rPr>
-      </w:pPr>
-      <w:r>
+        <w:t xml:space="preserve">    CONSTRAINT fk_event_schedule_venues FOREIGN KEY (venue_id) </w:t>
+      </w:r>
+    </w:p>
+    <w:p>
+      <w:pPr>
+        <w:keepNext w:val="0"/>
+        <w:keepLines w:val="0"/>
+        <w:pageBreakBefore w:val="0"/>
+        <w:widowControl/>
+        <w:kinsoku/>
+        <w:wordWrap/>
+        <w:overflowPunct/>
+        <w:topLinePunct w:val="0"/>
+        <w:autoSpaceDE/>
+        <w:autoSpaceDN/>
+        <w:bidi w:val="0"/>
+        <w:adjustRightInd/>
+        <w:snapToGrid/>
+        <w:spacing w:line="240" w:lineRule="auto"/>
+        <w:ind w:left="0" w:leftChars="0" w:firstLine="0" w:firstLineChars="0"/>
+        <w:jc w:val="left"/>
+        <w:textAlignment w:val="auto"/>
         <w:rPr>
           <w:rFonts w:hint="default" w:ascii="Cascadia Code" w:hAnsi="Cascadia Code" w:cs="Cascadia Code"/>
           <w:color w:val="000000" w:themeColor="text1"/>
@@ -8552,28 +8657,8 @@
             </w14:solidFill>
           </w14:textFill>
         </w:rPr>
-        <w:t xml:space="preserve">        REFERENCES venues(venue_id) ON DELETE RESTRICT,</w:t>
-      </w:r>
-    </w:p>
-    <w:p>
-      <w:pPr>
-        <w:keepNext w:val="0"/>
-        <w:keepLines w:val="0"/>
-        <w:pageBreakBefore w:val="0"/>
-        <w:widowControl/>
-        <w:kinsoku/>
-        <w:wordWrap/>
-        <w:overflowPunct/>
-        <w:topLinePunct w:val="0"/>
-        <w:autoSpaceDE/>
-        <w:autoSpaceDN/>
-        <w:bidi w:val="0"/>
-        <w:adjustRightInd/>
-        <w:snapToGrid/>
-        <w:spacing w:line="240" w:lineRule="auto"/>
-        <w:ind w:left="0" w:leftChars="0" w:firstLine="0" w:firstLineChars="0"/>
-        <w:jc w:val="left"/>
-        <w:textAlignment w:val="auto"/>
+      </w:pPr>
+      <w:r>
         <w:rPr>
           <w:rFonts w:hint="default" w:ascii="Cascadia Code" w:hAnsi="Cascadia Code" w:cs="Cascadia Code"/>
           <w:color w:val="000000" w:themeColor="text1"/>
@@ -8587,8 +8672,28 @@
             </w14:solidFill>
           </w14:textFill>
         </w:rPr>
-      </w:pPr>
-      <w:r>
+        <w:t xml:space="preserve">        REFERENCES venues(venue_id) ON DELETE RESTRICT,</w:t>
+      </w:r>
+    </w:p>
+    <w:p>
+      <w:pPr>
+        <w:keepNext w:val="0"/>
+        <w:keepLines w:val="0"/>
+        <w:pageBreakBefore w:val="0"/>
+        <w:widowControl/>
+        <w:kinsoku/>
+        <w:wordWrap/>
+        <w:overflowPunct/>
+        <w:topLinePunct w:val="0"/>
+        <w:autoSpaceDE/>
+        <w:autoSpaceDN/>
+        <w:bidi w:val="0"/>
+        <w:adjustRightInd/>
+        <w:snapToGrid/>
+        <w:spacing w:line="240" w:lineRule="auto"/>
+        <w:ind w:left="0" w:leftChars="0" w:firstLine="0" w:firstLineChars="0"/>
+        <w:jc w:val="left"/>
+        <w:textAlignment w:val="auto"/>
         <w:rPr>
           <w:rFonts w:hint="default" w:ascii="Cascadia Code" w:hAnsi="Cascadia Code" w:cs="Cascadia Code"/>
           <w:color w:val="000000" w:themeColor="text1"/>
@@ -8602,28 +8707,8 @@
             </w14:solidFill>
           </w14:textFill>
         </w:rPr>
-        <w:t xml:space="preserve">    CONSTRAINT check_time CHECK (end_time &gt; start_time)</w:t>
-      </w:r>
-    </w:p>
-    <w:p>
-      <w:pPr>
-        <w:keepNext w:val="0"/>
-        <w:keepLines w:val="0"/>
-        <w:pageBreakBefore w:val="0"/>
-        <w:widowControl/>
-        <w:kinsoku/>
-        <w:wordWrap/>
-        <w:overflowPunct/>
-        <w:topLinePunct w:val="0"/>
-        <w:autoSpaceDE/>
-        <w:autoSpaceDN/>
-        <w:bidi w:val="0"/>
-        <w:adjustRightInd/>
-        <w:snapToGrid/>
-        <w:spacing w:line="240" w:lineRule="auto"/>
-        <w:ind w:left="0" w:leftChars="0" w:firstLine="0" w:firstLineChars="0"/>
-        <w:jc w:val="left"/>
-        <w:textAlignment w:val="auto"/>
+      </w:pPr>
+      <w:r>
         <w:rPr>
           <w:rFonts w:hint="default" w:ascii="Cascadia Code" w:hAnsi="Cascadia Code" w:cs="Cascadia Code"/>
           <w:color w:val="000000" w:themeColor="text1"/>
@@ -8637,8 +8722,28 @@
             </w14:solidFill>
           </w14:textFill>
         </w:rPr>
-      </w:pPr>
-      <w:r>
+        <w:t xml:space="preserve">    CONSTRAINT check_time CHECK (end_time &gt; start_time)</w:t>
+      </w:r>
+    </w:p>
+    <w:p>
+      <w:pPr>
+        <w:keepNext w:val="0"/>
+        <w:keepLines w:val="0"/>
+        <w:pageBreakBefore w:val="0"/>
+        <w:widowControl/>
+        <w:kinsoku/>
+        <w:wordWrap/>
+        <w:overflowPunct/>
+        <w:topLinePunct w:val="0"/>
+        <w:autoSpaceDE/>
+        <w:autoSpaceDN/>
+        <w:bidi w:val="0"/>
+        <w:adjustRightInd/>
+        <w:snapToGrid/>
+        <w:spacing w:line="240" w:lineRule="auto"/>
+        <w:ind w:left="0" w:leftChars="0" w:firstLine="0" w:firstLineChars="0"/>
+        <w:jc w:val="left"/>
+        <w:textAlignment w:val="auto"/>
         <w:rPr>
           <w:rFonts w:hint="default" w:ascii="Cascadia Code" w:hAnsi="Cascadia Code" w:cs="Cascadia Code"/>
           <w:color w:val="000000" w:themeColor="text1"/>
@@ -8652,34 +8757,14 @@
             </w14:solidFill>
           </w14:textFill>
         </w:rPr>
-        <w:t>);</w:t>
-      </w:r>
-    </w:p>
-    <w:p>
-      <w:pPr>
-        <w:keepNext w:val="0"/>
-        <w:keepLines w:val="0"/>
-        <w:pageBreakBefore w:val="0"/>
-        <w:widowControl/>
-        <w:kinsoku/>
-        <w:wordWrap/>
-        <w:overflowPunct/>
-        <w:topLinePunct w:val="0"/>
-        <w:autoSpaceDE/>
-        <w:autoSpaceDN/>
-        <w:bidi w:val="0"/>
-        <w:adjustRightInd/>
-        <w:snapToGrid/>
-        <w:spacing w:line="360" w:lineRule="auto"/>
-        <w:ind w:left="0" w:leftChars="0" w:firstLine="706" w:firstLineChars="0"/>
-        <w:jc w:val="left"/>
-        <w:textAlignment w:val="auto"/>
-        <w:rPr>
-          <w:rFonts w:hint="default" w:ascii="Times New Roman" w:hAnsi="Times New Roman" w:cs="Times New Roman"/>
+      </w:pPr>
+      <w:r>
+        <w:rPr>
+          <w:rFonts w:hint="default" w:ascii="Cascadia Code" w:hAnsi="Cascadia Code" w:cs="Cascadia Code"/>
           <w:color w:val="000000" w:themeColor="text1"/>
-          <w:sz w:val="28"/>
-          <w:szCs w:val="28"/>
-          <w:highlight w:val="none"/>
+          <w:sz w:val="24"/>
+          <w:szCs w:val="24"/>
+          <w:highlight w:val="lightGray"/>
           <w:lang w:val="ru-RU"/>
           <w14:textFill>
             <w14:solidFill>
@@ -8687,8 +8772,28 @@
             </w14:solidFill>
           </w14:textFill>
         </w:rPr>
-      </w:pPr>
-      <w:r>
+        <w:t>);</w:t>
+      </w:r>
+    </w:p>
+    <w:p>
+      <w:pPr>
+        <w:keepNext w:val="0"/>
+        <w:keepLines w:val="0"/>
+        <w:pageBreakBefore w:val="0"/>
+        <w:widowControl/>
+        <w:kinsoku/>
+        <w:wordWrap/>
+        <w:overflowPunct/>
+        <w:topLinePunct w:val="0"/>
+        <w:autoSpaceDE/>
+        <w:autoSpaceDN/>
+        <w:bidi w:val="0"/>
+        <w:adjustRightInd/>
+        <w:snapToGrid/>
+        <w:spacing w:line="360" w:lineRule="auto"/>
+        <w:ind w:left="0" w:leftChars="0" w:firstLine="706" w:firstLineChars="0"/>
+        <w:jc w:val="left"/>
+        <w:textAlignment w:val="auto"/>
         <w:rPr>
           <w:rFonts w:hint="default" w:ascii="Times New Roman" w:hAnsi="Times New Roman" w:cs="Times New Roman"/>
           <w:color w:val="000000" w:themeColor="text1"/>
@@ -8702,34 +8807,14 @@
             </w14:solidFill>
           </w14:textFill>
         </w:rPr>
-        <w:t>Таблица Results предназначена для хранения результатов соревнований. Поле ResultId является первичным ключом. Поля SportId, ParticipantId и StartId являются внешними ключами.</w:t>
-      </w:r>
-    </w:p>
-    <w:p>
-      <w:pPr>
-        <w:keepNext w:val="0"/>
-        <w:keepLines w:val="0"/>
-        <w:pageBreakBefore w:val="0"/>
-        <w:widowControl/>
-        <w:kinsoku/>
-        <w:wordWrap/>
-        <w:overflowPunct/>
-        <w:topLinePunct w:val="0"/>
-        <w:autoSpaceDE/>
-        <w:autoSpaceDN/>
-        <w:bidi w:val="0"/>
-        <w:adjustRightInd/>
-        <w:snapToGrid/>
-        <w:spacing w:line="240" w:lineRule="auto"/>
-        <w:ind w:left="0" w:leftChars="0" w:firstLine="0" w:firstLineChars="0"/>
-        <w:jc w:val="left"/>
-        <w:textAlignment w:val="auto"/>
-        <w:rPr>
-          <w:rFonts w:hint="default" w:ascii="Cascadia Code" w:hAnsi="Cascadia Code" w:cs="Cascadia Code"/>
+      </w:pPr>
+      <w:r>
+        <w:rPr>
+          <w:rFonts w:hint="default" w:ascii="Times New Roman" w:hAnsi="Times New Roman" w:cs="Times New Roman"/>
           <w:color w:val="000000" w:themeColor="text1"/>
-          <w:sz w:val="24"/>
-          <w:szCs w:val="24"/>
-          <w:highlight w:val="lightGray"/>
+          <w:sz w:val="28"/>
+          <w:szCs w:val="28"/>
+          <w:highlight w:val="none"/>
           <w:lang w:val="ru-RU"/>
           <w14:textFill>
             <w14:solidFill>
@@ -8737,8 +8822,28 @@
             </w14:solidFill>
           </w14:textFill>
         </w:rPr>
-      </w:pPr>
-      <w:r>
+        <w:t>Таблица Results предназначена для хранения результатов соревнований. Поле ResultId является первичным ключом. Поля SportId, ParticipantId и StartId являются внешними ключами.</w:t>
+      </w:r>
+    </w:p>
+    <w:p>
+      <w:pPr>
+        <w:keepNext w:val="0"/>
+        <w:keepLines w:val="0"/>
+        <w:pageBreakBefore w:val="0"/>
+        <w:widowControl/>
+        <w:kinsoku/>
+        <w:wordWrap/>
+        <w:overflowPunct/>
+        <w:topLinePunct w:val="0"/>
+        <w:autoSpaceDE/>
+        <w:autoSpaceDN/>
+        <w:bidi w:val="0"/>
+        <w:adjustRightInd/>
+        <w:snapToGrid/>
+        <w:spacing w:line="240" w:lineRule="auto"/>
+        <w:ind w:left="0" w:leftChars="0" w:firstLine="0" w:firstLineChars="0"/>
+        <w:jc w:val="left"/>
+        <w:textAlignment w:val="auto"/>
         <w:rPr>
           <w:rFonts w:hint="default" w:ascii="Cascadia Code" w:hAnsi="Cascadia Code" w:cs="Cascadia Code"/>
           <w:color w:val="000000" w:themeColor="text1"/>
@@ -8752,28 +8857,8 @@
             </w14:solidFill>
           </w14:textFill>
         </w:rPr>
-        <w:t>CREATE TABLE results (</w:t>
-      </w:r>
-    </w:p>
-    <w:p>
-      <w:pPr>
-        <w:keepNext w:val="0"/>
-        <w:keepLines w:val="0"/>
-        <w:pageBreakBefore w:val="0"/>
-        <w:widowControl/>
-        <w:kinsoku/>
-        <w:wordWrap/>
-        <w:overflowPunct/>
-        <w:topLinePunct w:val="0"/>
-        <w:autoSpaceDE/>
-        <w:autoSpaceDN/>
-        <w:bidi w:val="0"/>
-        <w:adjustRightInd/>
-        <w:snapToGrid/>
-        <w:spacing w:line="240" w:lineRule="auto"/>
-        <w:ind w:left="0" w:leftChars="0" w:firstLine="0" w:firstLineChars="0"/>
-        <w:jc w:val="left"/>
-        <w:textAlignment w:val="auto"/>
+      </w:pPr>
+      <w:r>
         <w:rPr>
           <w:rFonts w:hint="default" w:ascii="Cascadia Code" w:hAnsi="Cascadia Code" w:cs="Cascadia Code"/>
           <w:color w:val="000000" w:themeColor="text1"/>
@@ -8787,8 +8872,28 @@
             </w14:solidFill>
           </w14:textFill>
         </w:rPr>
-      </w:pPr>
-      <w:r>
+        <w:t>CREATE TABLE results (</w:t>
+      </w:r>
+    </w:p>
+    <w:p>
+      <w:pPr>
+        <w:keepNext w:val="0"/>
+        <w:keepLines w:val="0"/>
+        <w:pageBreakBefore w:val="0"/>
+        <w:widowControl/>
+        <w:kinsoku/>
+        <w:wordWrap/>
+        <w:overflowPunct/>
+        <w:topLinePunct w:val="0"/>
+        <w:autoSpaceDE/>
+        <w:autoSpaceDN/>
+        <w:bidi w:val="0"/>
+        <w:adjustRightInd/>
+        <w:snapToGrid/>
+        <w:spacing w:line="240" w:lineRule="auto"/>
+        <w:ind w:left="0" w:leftChars="0" w:firstLine="0" w:firstLineChars="0"/>
+        <w:jc w:val="left"/>
+        <w:textAlignment w:val="auto"/>
         <w:rPr>
           <w:rFonts w:hint="default" w:ascii="Cascadia Code" w:hAnsi="Cascadia Code" w:cs="Cascadia Code"/>
           <w:color w:val="000000" w:themeColor="text1"/>
@@ -8802,28 +8907,8 @@
             </w14:solidFill>
           </w14:textFill>
         </w:rPr>
-        <w:t xml:space="preserve">    result_id SERIAL PRIMARY KEY,</w:t>
-      </w:r>
-    </w:p>
-    <w:p>
-      <w:pPr>
-        <w:keepNext w:val="0"/>
-        <w:keepLines w:val="0"/>
-        <w:pageBreakBefore w:val="0"/>
-        <w:widowControl/>
-        <w:kinsoku/>
-        <w:wordWrap/>
-        <w:overflowPunct/>
-        <w:topLinePunct w:val="0"/>
-        <w:autoSpaceDE/>
-        <w:autoSpaceDN/>
-        <w:bidi w:val="0"/>
-        <w:adjustRightInd/>
-        <w:snapToGrid/>
-        <w:spacing w:line="240" w:lineRule="auto"/>
-        <w:ind w:left="0" w:leftChars="0" w:firstLine="0" w:firstLineChars="0"/>
-        <w:jc w:val="left"/>
-        <w:textAlignment w:val="auto"/>
+      </w:pPr>
+      <w:r>
         <w:rPr>
           <w:rFonts w:hint="default" w:ascii="Cascadia Code" w:hAnsi="Cascadia Code" w:cs="Cascadia Code"/>
           <w:color w:val="000000" w:themeColor="text1"/>
@@ -8837,8 +8922,28 @@
             </w14:solidFill>
           </w14:textFill>
         </w:rPr>
-      </w:pPr>
-      <w:r>
+        <w:t xml:space="preserve">    result_id SERIAL PRIMARY KEY,</w:t>
+      </w:r>
+    </w:p>
+    <w:p>
+      <w:pPr>
+        <w:keepNext w:val="0"/>
+        <w:keepLines w:val="0"/>
+        <w:pageBreakBefore w:val="0"/>
+        <w:widowControl/>
+        <w:kinsoku/>
+        <w:wordWrap/>
+        <w:overflowPunct/>
+        <w:topLinePunct w:val="0"/>
+        <w:autoSpaceDE/>
+        <w:autoSpaceDN/>
+        <w:bidi w:val="0"/>
+        <w:adjustRightInd/>
+        <w:snapToGrid/>
+        <w:spacing w:line="240" w:lineRule="auto"/>
+        <w:ind w:left="0" w:leftChars="0" w:firstLine="0" w:firstLineChars="0"/>
+        <w:jc w:val="left"/>
+        <w:textAlignment w:val="auto"/>
         <w:rPr>
           <w:rFonts w:hint="default" w:ascii="Cascadia Code" w:hAnsi="Cascadia Code" w:cs="Cascadia Code"/>
           <w:color w:val="000000" w:themeColor="text1"/>
@@ -8852,28 +8957,8 @@
             </w14:solidFill>
           </w14:textFill>
         </w:rPr>
-        <w:t xml:space="preserve">    sport_id INT NOT NULL,</w:t>
-      </w:r>
-    </w:p>
-    <w:p>
-      <w:pPr>
-        <w:keepNext w:val="0"/>
-        <w:keepLines w:val="0"/>
-        <w:pageBreakBefore w:val="0"/>
-        <w:widowControl/>
-        <w:kinsoku/>
-        <w:wordWrap/>
-        <w:overflowPunct/>
-        <w:topLinePunct w:val="0"/>
-        <w:autoSpaceDE/>
-        <w:autoSpaceDN/>
-        <w:bidi w:val="0"/>
-        <w:adjustRightInd/>
-        <w:snapToGrid/>
-        <w:spacing w:line="240" w:lineRule="auto"/>
-        <w:ind w:left="0" w:leftChars="0" w:firstLine="0" w:firstLineChars="0"/>
-        <w:jc w:val="left"/>
-        <w:textAlignment w:val="auto"/>
+      </w:pPr>
+      <w:r>
         <w:rPr>
           <w:rFonts w:hint="default" w:ascii="Cascadia Code" w:hAnsi="Cascadia Code" w:cs="Cascadia Code"/>
           <w:color w:val="000000" w:themeColor="text1"/>
@@ -8887,8 +8972,28 @@
             </w14:solidFill>
           </w14:textFill>
         </w:rPr>
-      </w:pPr>
-      <w:r>
+        <w:t xml:space="preserve">    sport_id INT NOT NULL,</w:t>
+      </w:r>
+    </w:p>
+    <w:p>
+      <w:pPr>
+        <w:keepNext w:val="0"/>
+        <w:keepLines w:val="0"/>
+        <w:pageBreakBefore w:val="0"/>
+        <w:widowControl/>
+        <w:kinsoku/>
+        <w:wordWrap/>
+        <w:overflowPunct/>
+        <w:topLinePunct w:val="0"/>
+        <w:autoSpaceDE/>
+        <w:autoSpaceDN/>
+        <w:bidi w:val="0"/>
+        <w:adjustRightInd/>
+        <w:snapToGrid/>
+        <w:spacing w:line="240" w:lineRule="auto"/>
+        <w:ind w:left="0" w:leftChars="0" w:firstLine="0" w:firstLineChars="0"/>
+        <w:jc w:val="left"/>
+        <w:textAlignment w:val="auto"/>
         <w:rPr>
           <w:rFonts w:hint="default" w:ascii="Cascadia Code" w:hAnsi="Cascadia Code" w:cs="Cascadia Code"/>
           <w:color w:val="000000" w:themeColor="text1"/>
@@ -8902,28 +9007,8 @@
             </w14:solidFill>
           </w14:textFill>
         </w:rPr>
-        <w:t xml:space="preserve">    participant_id INT NOT NULL,</w:t>
-      </w:r>
-    </w:p>
-    <w:p>
-      <w:pPr>
-        <w:keepNext w:val="0"/>
-        <w:keepLines w:val="0"/>
-        <w:pageBreakBefore w:val="0"/>
-        <w:widowControl/>
-        <w:kinsoku/>
-        <w:wordWrap/>
-        <w:overflowPunct/>
-        <w:topLinePunct w:val="0"/>
-        <w:autoSpaceDE/>
-        <w:autoSpaceDN/>
-        <w:bidi w:val="0"/>
-        <w:adjustRightInd/>
-        <w:snapToGrid/>
-        <w:spacing w:line="240" w:lineRule="auto"/>
-        <w:ind w:left="0" w:leftChars="0" w:firstLine="0" w:firstLineChars="0"/>
-        <w:jc w:val="left"/>
-        <w:textAlignment w:val="auto"/>
+      </w:pPr>
+      <w:r>
         <w:rPr>
           <w:rFonts w:hint="default" w:ascii="Cascadia Code" w:hAnsi="Cascadia Code" w:cs="Cascadia Code"/>
           <w:color w:val="000000" w:themeColor="text1"/>
@@ -8937,8 +9022,28 @@
             </w14:solidFill>
           </w14:textFill>
         </w:rPr>
-      </w:pPr>
-      <w:r>
+        <w:t xml:space="preserve">    participant_id INT NOT NULL,</w:t>
+      </w:r>
+    </w:p>
+    <w:p>
+      <w:pPr>
+        <w:keepNext w:val="0"/>
+        <w:keepLines w:val="0"/>
+        <w:pageBreakBefore w:val="0"/>
+        <w:widowControl/>
+        <w:kinsoku/>
+        <w:wordWrap/>
+        <w:overflowPunct/>
+        <w:topLinePunct w:val="0"/>
+        <w:autoSpaceDE/>
+        <w:autoSpaceDN/>
+        <w:bidi w:val="0"/>
+        <w:adjustRightInd/>
+        <w:snapToGrid/>
+        <w:spacing w:line="240" w:lineRule="auto"/>
+        <w:ind w:left="0" w:leftChars="0" w:firstLine="0" w:firstLineChars="0"/>
+        <w:jc w:val="left"/>
+        <w:textAlignment w:val="auto"/>
         <w:rPr>
           <w:rFonts w:hint="default" w:ascii="Cascadia Code" w:hAnsi="Cascadia Code" w:cs="Cascadia Code"/>
           <w:color w:val="000000" w:themeColor="text1"/>
@@ -8952,28 +9057,8 @@
             </w14:solidFill>
           </w14:textFill>
         </w:rPr>
-        <w:t xml:space="preserve">    start_id INT NOT NULL,</w:t>
-      </w:r>
-    </w:p>
-    <w:p>
-      <w:pPr>
-        <w:keepNext w:val="0"/>
-        <w:keepLines w:val="0"/>
-        <w:pageBreakBefore w:val="0"/>
-        <w:widowControl/>
-        <w:kinsoku/>
-        <w:wordWrap/>
-        <w:overflowPunct/>
-        <w:topLinePunct w:val="0"/>
-        <w:autoSpaceDE/>
-        <w:autoSpaceDN/>
-        <w:bidi w:val="0"/>
-        <w:adjustRightInd/>
-        <w:snapToGrid/>
-        <w:spacing w:line="240" w:lineRule="auto"/>
-        <w:ind w:left="0" w:leftChars="0" w:firstLine="0" w:firstLineChars="0"/>
-        <w:jc w:val="left"/>
-        <w:textAlignment w:val="auto"/>
+      </w:pPr>
+      <w:r>
         <w:rPr>
           <w:rFonts w:hint="default" w:ascii="Cascadia Code" w:hAnsi="Cascadia Code" w:cs="Cascadia Code"/>
           <w:color w:val="000000" w:themeColor="text1"/>
@@ -8987,8 +9072,28 @@
             </w14:solidFill>
           </w14:textFill>
         </w:rPr>
-      </w:pPr>
-      <w:r>
+        <w:t xml:space="preserve">    start_id INT NOT NULL,</w:t>
+      </w:r>
+    </w:p>
+    <w:p>
+      <w:pPr>
+        <w:keepNext w:val="0"/>
+        <w:keepLines w:val="0"/>
+        <w:pageBreakBefore w:val="0"/>
+        <w:widowControl/>
+        <w:kinsoku/>
+        <w:wordWrap/>
+        <w:overflowPunct/>
+        <w:topLinePunct w:val="0"/>
+        <w:autoSpaceDE/>
+        <w:autoSpaceDN/>
+        <w:bidi w:val="0"/>
+        <w:adjustRightInd/>
+        <w:snapToGrid/>
+        <w:spacing w:line="240" w:lineRule="auto"/>
+        <w:ind w:left="0" w:leftChars="0" w:firstLine="0" w:firstLineChars="0"/>
+        <w:jc w:val="left"/>
+        <w:textAlignment w:val="auto"/>
         <w:rPr>
           <w:rFonts w:hint="default" w:ascii="Cascadia Code" w:hAnsi="Cascadia Code" w:cs="Cascadia Code"/>
           <w:color w:val="000000" w:themeColor="text1"/>
@@ -9002,28 +9107,8 @@
             </w14:solidFill>
           </w14:textFill>
         </w:rPr>
-        <w:t xml:space="preserve">    place INT,</w:t>
-      </w:r>
-    </w:p>
-    <w:p>
-      <w:pPr>
-        <w:keepNext w:val="0"/>
-        <w:keepLines w:val="0"/>
-        <w:pageBreakBefore w:val="0"/>
-        <w:widowControl/>
-        <w:kinsoku/>
-        <w:wordWrap/>
-        <w:overflowPunct/>
-        <w:topLinePunct w:val="0"/>
-        <w:autoSpaceDE/>
-        <w:autoSpaceDN/>
-        <w:bidi w:val="0"/>
-        <w:adjustRightInd/>
-        <w:snapToGrid/>
-        <w:spacing w:line="240" w:lineRule="auto"/>
-        <w:ind w:left="0" w:leftChars="0" w:firstLine="0" w:firstLineChars="0"/>
-        <w:jc w:val="left"/>
-        <w:textAlignment w:val="auto"/>
+      </w:pPr>
+      <w:r>
         <w:rPr>
           <w:rFonts w:hint="default" w:ascii="Cascadia Code" w:hAnsi="Cascadia Code" w:cs="Cascadia Code"/>
           <w:color w:val="000000" w:themeColor="text1"/>
@@ -9037,8 +9122,28 @@
             </w14:solidFill>
           </w14:textFill>
         </w:rPr>
-      </w:pPr>
-      <w:r>
+        <w:t xml:space="preserve">    place INT,</w:t>
+      </w:r>
+    </w:p>
+    <w:p>
+      <w:pPr>
+        <w:keepNext w:val="0"/>
+        <w:keepLines w:val="0"/>
+        <w:pageBreakBefore w:val="0"/>
+        <w:widowControl/>
+        <w:kinsoku/>
+        <w:wordWrap/>
+        <w:overflowPunct/>
+        <w:topLinePunct w:val="0"/>
+        <w:autoSpaceDE/>
+        <w:autoSpaceDN/>
+        <w:bidi w:val="0"/>
+        <w:adjustRightInd/>
+        <w:snapToGrid/>
+        <w:spacing w:line="240" w:lineRule="auto"/>
+        <w:ind w:left="0" w:leftChars="0" w:firstLine="0" w:firstLineChars="0"/>
+        <w:jc w:val="left"/>
+        <w:textAlignment w:val="auto"/>
         <w:rPr>
           <w:rFonts w:hint="default" w:ascii="Cascadia Code" w:hAnsi="Cascadia Code" w:cs="Cascadia Code"/>
           <w:color w:val="000000" w:themeColor="text1"/>
@@ -9052,28 +9157,8 @@
             </w14:solidFill>
           </w14:textFill>
         </w:rPr>
-        <w:t xml:space="preserve">    result TEXT,</w:t>
-      </w:r>
-    </w:p>
-    <w:p>
-      <w:pPr>
-        <w:keepNext w:val="0"/>
-        <w:keepLines w:val="0"/>
-        <w:pageBreakBefore w:val="0"/>
-        <w:widowControl/>
-        <w:kinsoku/>
-        <w:wordWrap/>
-        <w:overflowPunct/>
-        <w:topLinePunct w:val="0"/>
-        <w:autoSpaceDE/>
-        <w:autoSpaceDN/>
-        <w:bidi w:val="0"/>
-        <w:adjustRightInd/>
-        <w:snapToGrid/>
-        <w:spacing w:line="240" w:lineRule="auto"/>
-        <w:ind w:left="0" w:leftChars="0" w:firstLine="0" w:firstLineChars="0"/>
-        <w:jc w:val="left"/>
-        <w:textAlignment w:val="auto"/>
+      </w:pPr>
+      <w:r>
         <w:rPr>
           <w:rFonts w:hint="default" w:ascii="Cascadia Code" w:hAnsi="Cascadia Code" w:cs="Cascadia Code"/>
           <w:color w:val="000000" w:themeColor="text1"/>
@@ -9087,8 +9172,28 @@
             </w14:solidFill>
           </w14:textFill>
         </w:rPr>
-      </w:pPr>
-      <w:r>
+        <w:t xml:space="preserve">    result TEXT,</w:t>
+      </w:r>
+    </w:p>
+    <w:p>
+      <w:pPr>
+        <w:keepNext w:val="0"/>
+        <w:keepLines w:val="0"/>
+        <w:pageBreakBefore w:val="0"/>
+        <w:widowControl/>
+        <w:kinsoku/>
+        <w:wordWrap/>
+        <w:overflowPunct/>
+        <w:topLinePunct w:val="0"/>
+        <w:autoSpaceDE/>
+        <w:autoSpaceDN/>
+        <w:bidi w:val="0"/>
+        <w:adjustRightInd/>
+        <w:snapToGrid/>
+        <w:spacing w:line="240" w:lineRule="auto"/>
+        <w:ind w:left="0" w:leftChars="0" w:firstLine="0" w:firstLineChars="0"/>
+        <w:jc w:val="left"/>
+        <w:textAlignment w:val="auto"/>
         <w:rPr>
           <w:rFonts w:hint="default" w:ascii="Cascadia Code" w:hAnsi="Cascadia Code" w:cs="Cascadia Code"/>
           <w:color w:val="000000" w:themeColor="text1"/>
@@ -9102,28 +9207,8 @@
             </w14:solidFill>
           </w14:textFill>
         </w:rPr>
-        <w:t xml:space="preserve">    CONSTRAINT fk_results_sports FOREIGN KEY (sport_id) </w:t>
-      </w:r>
-    </w:p>
-    <w:p>
-      <w:pPr>
-        <w:keepNext w:val="0"/>
-        <w:keepLines w:val="0"/>
-        <w:pageBreakBefore w:val="0"/>
-        <w:widowControl/>
-        <w:kinsoku/>
-        <w:wordWrap/>
-        <w:overflowPunct/>
-        <w:topLinePunct w:val="0"/>
-        <w:autoSpaceDE/>
-        <w:autoSpaceDN/>
-        <w:bidi w:val="0"/>
-        <w:adjustRightInd/>
-        <w:snapToGrid/>
-        <w:spacing w:line="240" w:lineRule="auto"/>
-        <w:ind w:left="0" w:leftChars="0" w:firstLine="0" w:firstLineChars="0"/>
-        <w:jc w:val="left"/>
-        <w:textAlignment w:val="auto"/>
+      </w:pPr>
+      <w:r>
         <w:rPr>
           <w:rFonts w:hint="default" w:ascii="Cascadia Code" w:hAnsi="Cascadia Code" w:cs="Cascadia Code"/>
           <w:color w:val="000000" w:themeColor="text1"/>
@@ -9137,8 +9222,28 @@
             </w14:solidFill>
           </w14:textFill>
         </w:rPr>
-      </w:pPr>
-      <w:r>
+        <w:t xml:space="preserve">    CONSTRAINT fk_results_sports FOREIGN KEY (sport_id) </w:t>
+      </w:r>
+    </w:p>
+    <w:p>
+      <w:pPr>
+        <w:keepNext w:val="0"/>
+        <w:keepLines w:val="0"/>
+        <w:pageBreakBefore w:val="0"/>
+        <w:widowControl/>
+        <w:kinsoku/>
+        <w:wordWrap/>
+        <w:overflowPunct/>
+        <w:topLinePunct w:val="0"/>
+        <w:autoSpaceDE/>
+        <w:autoSpaceDN/>
+        <w:bidi w:val="0"/>
+        <w:adjustRightInd/>
+        <w:snapToGrid/>
+        <w:spacing w:line="240" w:lineRule="auto"/>
+        <w:ind w:left="0" w:leftChars="0" w:firstLine="0" w:firstLineChars="0"/>
+        <w:jc w:val="left"/>
+        <w:textAlignment w:val="auto"/>
         <w:rPr>
           <w:rFonts w:hint="default" w:ascii="Cascadia Code" w:hAnsi="Cascadia Code" w:cs="Cascadia Code"/>
           <w:color w:val="000000" w:themeColor="text1"/>
@@ -9152,28 +9257,8 @@
             </w14:solidFill>
           </w14:textFill>
         </w:rPr>
-        <w:t xml:space="preserve">        REFERENCES sports(sport_id) ON DELETE RESTRICT,</w:t>
-      </w:r>
-    </w:p>
-    <w:p>
-      <w:pPr>
-        <w:keepNext w:val="0"/>
-        <w:keepLines w:val="0"/>
-        <w:pageBreakBefore w:val="0"/>
-        <w:widowControl/>
-        <w:kinsoku/>
-        <w:wordWrap/>
-        <w:overflowPunct/>
-        <w:topLinePunct w:val="0"/>
-        <w:autoSpaceDE/>
-        <w:autoSpaceDN/>
-        <w:bidi w:val="0"/>
-        <w:adjustRightInd/>
-        <w:snapToGrid/>
-        <w:spacing w:line="240" w:lineRule="auto"/>
-        <w:ind w:left="0" w:leftChars="0" w:firstLine="0" w:firstLineChars="0"/>
-        <w:jc w:val="left"/>
-        <w:textAlignment w:val="auto"/>
+      </w:pPr>
+      <w:r>
         <w:rPr>
           <w:rFonts w:hint="default" w:ascii="Cascadia Code" w:hAnsi="Cascadia Code" w:cs="Cascadia Code"/>
           <w:color w:val="000000" w:themeColor="text1"/>
@@ -9187,8 +9272,28 @@
             </w14:solidFill>
           </w14:textFill>
         </w:rPr>
-      </w:pPr>
-      <w:r>
+        <w:t xml:space="preserve">        REFERENCES sports(sport_id) ON DELETE RESTRICT,</w:t>
+      </w:r>
+    </w:p>
+    <w:p>
+      <w:pPr>
+        <w:keepNext w:val="0"/>
+        <w:keepLines w:val="0"/>
+        <w:pageBreakBefore w:val="0"/>
+        <w:widowControl/>
+        <w:kinsoku/>
+        <w:wordWrap/>
+        <w:overflowPunct/>
+        <w:topLinePunct w:val="0"/>
+        <w:autoSpaceDE/>
+        <w:autoSpaceDN/>
+        <w:bidi w:val="0"/>
+        <w:adjustRightInd/>
+        <w:snapToGrid/>
+        <w:spacing w:line="240" w:lineRule="auto"/>
+        <w:ind w:left="0" w:leftChars="0" w:firstLine="0" w:firstLineChars="0"/>
+        <w:jc w:val="left"/>
+        <w:textAlignment w:val="auto"/>
         <w:rPr>
           <w:rFonts w:hint="default" w:ascii="Cascadia Code" w:hAnsi="Cascadia Code" w:cs="Cascadia Code"/>
           <w:color w:val="000000" w:themeColor="text1"/>
@@ -9202,28 +9307,8 @@
             </w14:solidFill>
           </w14:textFill>
         </w:rPr>
-        <w:t xml:space="preserve">    CONSTRAINT fk_results_participants FOREIGN KEY (participant_id) </w:t>
-      </w:r>
-    </w:p>
-    <w:p>
-      <w:pPr>
-        <w:keepNext w:val="0"/>
-        <w:keepLines w:val="0"/>
-        <w:pageBreakBefore w:val="0"/>
-        <w:widowControl/>
-        <w:kinsoku/>
-        <w:wordWrap/>
-        <w:overflowPunct/>
-        <w:topLinePunct w:val="0"/>
-        <w:autoSpaceDE/>
-        <w:autoSpaceDN/>
-        <w:bidi w:val="0"/>
-        <w:adjustRightInd/>
-        <w:snapToGrid/>
-        <w:spacing w:line="240" w:lineRule="auto"/>
-        <w:ind w:left="0" w:leftChars="0" w:firstLine="0" w:firstLineChars="0"/>
-        <w:jc w:val="left"/>
-        <w:textAlignment w:val="auto"/>
+      </w:pPr>
+      <w:r>
         <w:rPr>
           <w:rFonts w:hint="default" w:ascii="Cascadia Code" w:hAnsi="Cascadia Code" w:cs="Cascadia Code"/>
           <w:color w:val="000000" w:themeColor="text1"/>
@@ -9237,8 +9322,28 @@
             </w14:solidFill>
           </w14:textFill>
         </w:rPr>
-      </w:pPr>
-      <w:r>
+        <w:t xml:space="preserve">    CONSTRAINT fk_results_participants FOREIGN KEY (participant_id) </w:t>
+      </w:r>
+    </w:p>
+    <w:p>
+      <w:pPr>
+        <w:keepNext w:val="0"/>
+        <w:keepLines w:val="0"/>
+        <w:pageBreakBefore w:val="0"/>
+        <w:widowControl/>
+        <w:kinsoku/>
+        <w:wordWrap/>
+        <w:overflowPunct/>
+        <w:topLinePunct w:val="0"/>
+        <w:autoSpaceDE/>
+        <w:autoSpaceDN/>
+        <w:bidi w:val="0"/>
+        <w:adjustRightInd/>
+        <w:snapToGrid/>
+        <w:spacing w:line="240" w:lineRule="auto"/>
+        <w:ind w:left="0" w:leftChars="0" w:firstLine="0" w:firstLineChars="0"/>
+        <w:jc w:val="left"/>
+        <w:textAlignment w:val="auto"/>
         <w:rPr>
           <w:rFonts w:hint="default" w:ascii="Cascadia Code" w:hAnsi="Cascadia Code" w:cs="Cascadia Code"/>
           <w:color w:val="000000" w:themeColor="text1"/>
@@ -9252,28 +9357,8 @@
             </w14:solidFill>
           </w14:textFill>
         </w:rPr>
-        <w:t xml:space="preserve">        REFERENCES participants(participant_id) ON DELETE RESTRICT,</w:t>
-      </w:r>
-    </w:p>
-    <w:p>
-      <w:pPr>
-        <w:keepNext w:val="0"/>
-        <w:keepLines w:val="0"/>
-        <w:pageBreakBefore w:val="0"/>
-        <w:widowControl/>
-        <w:kinsoku/>
-        <w:wordWrap/>
-        <w:overflowPunct/>
-        <w:topLinePunct w:val="0"/>
-        <w:autoSpaceDE/>
-        <w:autoSpaceDN/>
-        <w:bidi w:val="0"/>
-        <w:adjustRightInd/>
-        <w:snapToGrid/>
-        <w:spacing w:line="240" w:lineRule="auto"/>
-        <w:ind w:left="0" w:leftChars="0" w:firstLine="0" w:firstLineChars="0"/>
-        <w:jc w:val="left"/>
-        <w:textAlignment w:val="auto"/>
+      </w:pPr>
+      <w:r>
         <w:rPr>
           <w:rFonts w:hint="default" w:ascii="Cascadia Code" w:hAnsi="Cascadia Code" w:cs="Cascadia Code"/>
           <w:color w:val="000000" w:themeColor="text1"/>
@@ -9287,8 +9372,28 @@
             </w14:solidFill>
           </w14:textFill>
         </w:rPr>
-      </w:pPr>
-      <w:r>
+        <w:t xml:space="preserve">        REFERENCES participants(participant_id) ON DELETE RESTRICT,</w:t>
+      </w:r>
+    </w:p>
+    <w:p>
+      <w:pPr>
+        <w:keepNext w:val="0"/>
+        <w:keepLines w:val="0"/>
+        <w:pageBreakBefore w:val="0"/>
+        <w:widowControl/>
+        <w:kinsoku/>
+        <w:wordWrap/>
+        <w:overflowPunct/>
+        <w:topLinePunct w:val="0"/>
+        <w:autoSpaceDE/>
+        <w:autoSpaceDN/>
+        <w:bidi w:val="0"/>
+        <w:adjustRightInd/>
+        <w:snapToGrid/>
+        <w:spacing w:line="240" w:lineRule="auto"/>
+        <w:ind w:left="0" w:leftChars="0" w:firstLine="0" w:firstLineChars="0"/>
+        <w:jc w:val="left"/>
+        <w:textAlignment w:val="auto"/>
         <w:rPr>
           <w:rFonts w:hint="default" w:ascii="Cascadia Code" w:hAnsi="Cascadia Code" w:cs="Cascadia Code"/>
           <w:color w:val="000000" w:themeColor="text1"/>
@@ -9302,28 +9407,8 @@
             </w14:solidFill>
           </w14:textFill>
         </w:rPr>
-        <w:t xml:space="preserve">    CONSTRAINT fk_results_event_schedule FOREIGN KEY (start_id) </w:t>
-      </w:r>
-    </w:p>
-    <w:p>
-      <w:pPr>
-        <w:keepNext w:val="0"/>
-        <w:keepLines w:val="0"/>
-        <w:pageBreakBefore w:val="0"/>
-        <w:widowControl/>
-        <w:kinsoku/>
-        <w:wordWrap/>
-        <w:overflowPunct/>
-        <w:topLinePunct w:val="0"/>
-        <w:autoSpaceDE/>
-        <w:autoSpaceDN/>
-        <w:bidi w:val="0"/>
-        <w:adjustRightInd/>
-        <w:snapToGrid/>
-        <w:spacing w:line="240" w:lineRule="auto"/>
-        <w:ind w:left="0" w:leftChars="0" w:firstLine="0" w:firstLineChars="0"/>
-        <w:jc w:val="left"/>
-        <w:textAlignment w:val="auto"/>
+      </w:pPr>
+      <w:r>
         <w:rPr>
           <w:rFonts w:hint="default" w:ascii="Cascadia Code" w:hAnsi="Cascadia Code" w:cs="Cascadia Code"/>
           <w:color w:val="000000" w:themeColor="text1"/>
@@ -9337,8 +9422,28 @@
             </w14:solidFill>
           </w14:textFill>
         </w:rPr>
-      </w:pPr>
-      <w:r>
+        <w:t xml:space="preserve">    CONSTRAINT fk_results_event_schedule FOREIGN KEY (start_id) </w:t>
+      </w:r>
+    </w:p>
+    <w:p>
+      <w:pPr>
+        <w:keepNext w:val="0"/>
+        <w:keepLines w:val="0"/>
+        <w:pageBreakBefore w:val="0"/>
+        <w:widowControl/>
+        <w:kinsoku/>
+        <w:wordWrap/>
+        <w:overflowPunct/>
+        <w:topLinePunct w:val="0"/>
+        <w:autoSpaceDE/>
+        <w:autoSpaceDN/>
+        <w:bidi w:val="0"/>
+        <w:adjustRightInd/>
+        <w:snapToGrid/>
+        <w:spacing w:line="240" w:lineRule="auto"/>
+        <w:ind w:left="0" w:leftChars="0" w:firstLine="0" w:firstLineChars="0"/>
+        <w:jc w:val="left"/>
+        <w:textAlignment w:val="auto"/>
         <w:rPr>
           <w:rFonts w:hint="default" w:ascii="Cascadia Code" w:hAnsi="Cascadia Code" w:cs="Cascadia Code"/>
           <w:color w:val="000000" w:themeColor="text1"/>
@@ -9352,28 +9457,8 @@
             </w14:solidFill>
           </w14:textFill>
         </w:rPr>
-        <w:t xml:space="preserve">        REFERENCES event_schedule(start_id) ON DELETE RESTRICT,</w:t>
-      </w:r>
-    </w:p>
-    <w:p>
-      <w:pPr>
-        <w:keepNext w:val="0"/>
-        <w:keepLines w:val="0"/>
-        <w:pageBreakBefore w:val="0"/>
-        <w:widowControl/>
-        <w:kinsoku/>
-        <w:wordWrap/>
-        <w:overflowPunct/>
-        <w:topLinePunct w:val="0"/>
-        <w:autoSpaceDE/>
-        <w:autoSpaceDN/>
-        <w:bidi w:val="0"/>
-        <w:adjustRightInd/>
-        <w:snapToGrid/>
-        <w:spacing w:line="240" w:lineRule="auto"/>
-        <w:ind w:left="0" w:leftChars="0" w:firstLine="0" w:firstLineChars="0"/>
-        <w:jc w:val="left"/>
-        <w:textAlignment w:val="auto"/>
+      </w:pPr>
+      <w:r>
         <w:rPr>
           <w:rFonts w:hint="default" w:ascii="Cascadia Code" w:hAnsi="Cascadia Code" w:cs="Cascadia Code"/>
           <w:color w:val="000000" w:themeColor="text1"/>
@@ -9387,8 +9472,28 @@
             </w14:solidFill>
           </w14:textFill>
         </w:rPr>
-      </w:pPr>
-      <w:r>
+        <w:t xml:space="preserve">        REFERENCES event_schedule(start_id) ON DELETE RESTRICT,</w:t>
+      </w:r>
+    </w:p>
+    <w:p>
+      <w:pPr>
+        <w:keepNext w:val="0"/>
+        <w:keepLines w:val="0"/>
+        <w:pageBreakBefore w:val="0"/>
+        <w:widowControl/>
+        <w:kinsoku/>
+        <w:wordWrap/>
+        <w:overflowPunct/>
+        <w:topLinePunct w:val="0"/>
+        <w:autoSpaceDE/>
+        <w:autoSpaceDN/>
+        <w:bidi w:val="0"/>
+        <w:adjustRightInd/>
+        <w:snapToGrid/>
+        <w:spacing w:line="240" w:lineRule="auto"/>
+        <w:ind w:left="0" w:leftChars="0" w:firstLine="0" w:firstLineChars="0"/>
+        <w:jc w:val="left"/>
+        <w:textAlignment w:val="auto"/>
         <w:rPr>
           <w:rFonts w:hint="default" w:ascii="Cascadia Code" w:hAnsi="Cascadia Code" w:cs="Cascadia Code"/>
           <w:color w:val="000000" w:themeColor="text1"/>
@@ -9402,28 +9507,8 @@
             </w14:solidFill>
           </w14:textFill>
         </w:rPr>
-        <w:t xml:space="preserve">    CONSTRAINT unique_participant_start UNIQUE (participant_id, start_id)</w:t>
-      </w:r>
-    </w:p>
-    <w:p>
-      <w:pPr>
-        <w:keepNext w:val="0"/>
-        <w:keepLines w:val="0"/>
-        <w:pageBreakBefore w:val="0"/>
-        <w:widowControl/>
-        <w:kinsoku/>
-        <w:wordWrap/>
-        <w:overflowPunct/>
-        <w:topLinePunct w:val="0"/>
-        <w:autoSpaceDE/>
-        <w:autoSpaceDN/>
-        <w:bidi w:val="0"/>
-        <w:adjustRightInd/>
-        <w:snapToGrid/>
-        <w:spacing w:line="240" w:lineRule="auto"/>
-        <w:ind w:left="0" w:leftChars="0" w:firstLine="0" w:firstLineChars="0"/>
-        <w:jc w:val="left"/>
-        <w:textAlignment w:val="auto"/>
+      </w:pPr>
+      <w:r>
         <w:rPr>
           <w:rFonts w:hint="default" w:ascii="Cascadia Code" w:hAnsi="Cascadia Code" w:cs="Cascadia Code"/>
           <w:color w:val="000000" w:themeColor="text1"/>
@@ -9437,8 +9522,28 @@
             </w14:solidFill>
           </w14:textFill>
         </w:rPr>
-      </w:pPr>
-      <w:r>
+        <w:t xml:space="preserve">    CONSTRAINT unique_participant_start UNIQUE (participant_id, start_id)</w:t>
+      </w:r>
+    </w:p>
+    <w:p>
+      <w:pPr>
+        <w:keepNext w:val="0"/>
+        <w:keepLines w:val="0"/>
+        <w:pageBreakBefore w:val="0"/>
+        <w:widowControl/>
+        <w:kinsoku/>
+        <w:wordWrap/>
+        <w:overflowPunct/>
+        <w:topLinePunct w:val="0"/>
+        <w:autoSpaceDE/>
+        <w:autoSpaceDN/>
+        <w:bidi w:val="0"/>
+        <w:adjustRightInd/>
+        <w:snapToGrid/>
+        <w:spacing w:line="240" w:lineRule="auto"/>
+        <w:ind w:left="0" w:leftChars="0" w:firstLine="0" w:firstLineChars="0"/>
+        <w:jc w:val="left"/>
+        <w:textAlignment w:val="auto"/>
         <w:rPr>
           <w:rFonts w:hint="default" w:ascii="Cascadia Code" w:hAnsi="Cascadia Code" w:cs="Cascadia Code"/>
           <w:color w:val="000000" w:themeColor="text1"/>
@@ -9452,34 +9557,14 @@
             </w14:solidFill>
           </w14:textFill>
         </w:rPr>
-        <w:t>);</w:t>
-      </w:r>
-    </w:p>
-    <w:p>
-      <w:pPr>
-        <w:keepNext w:val="0"/>
-        <w:keepLines w:val="0"/>
-        <w:pageBreakBefore w:val="0"/>
-        <w:widowControl/>
-        <w:kinsoku/>
-        <w:wordWrap/>
-        <w:overflowPunct/>
-        <w:topLinePunct w:val="0"/>
-        <w:autoSpaceDE/>
-        <w:autoSpaceDN/>
-        <w:bidi w:val="0"/>
-        <w:adjustRightInd/>
-        <w:snapToGrid/>
-        <w:spacing w:line="360" w:lineRule="auto"/>
-        <w:ind w:left="0" w:leftChars="0" w:firstLine="706" w:firstLineChars="0"/>
-        <w:jc w:val="left"/>
-        <w:textAlignment w:val="auto"/>
-        <w:rPr>
-          <w:rFonts w:hint="default" w:ascii="Times New Roman" w:hAnsi="Times New Roman" w:cs="Times New Roman"/>
+      </w:pPr>
+      <w:r>
+        <w:rPr>
+          <w:rFonts w:hint="default" w:ascii="Cascadia Code" w:hAnsi="Cascadia Code" w:cs="Cascadia Code"/>
           <w:color w:val="000000" w:themeColor="text1"/>
-          <w:sz w:val="28"/>
-          <w:szCs w:val="28"/>
-          <w:highlight w:val="none"/>
+          <w:sz w:val="24"/>
+          <w:szCs w:val="24"/>
+          <w:highlight w:val="lightGray"/>
           <w:lang w:val="ru-RU"/>
           <w14:textFill>
             <w14:solidFill>
@@ -9487,8 +9572,28 @@
             </w14:solidFill>
           </w14:textFill>
         </w:rPr>
-      </w:pPr>
-      <w:r>
+        <w:t>);</w:t>
+      </w:r>
+    </w:p>
+    <w:p>
+      <w:pPr>
+        <w:keepNext w:val="0"/>
+        <w:keepLines w:val="0"/>
+        <w:pageBreakBefore w:val="0"/>
+        <w:widowControl/>
+        <w:kinsoku/>
+        <w:wordWrap/>
+        <w:overflowPunct/>
+        <w:topLinePunct w:val="0"/>
+        <w:autoSpaceDE/>
+        <w:autoSpaceDN/>
+        <w:bidi w:val="0"/>
+        <w:adjustRightInd/>
+        <w:snapToGrid/>
+        <w:spacing w:line="360" w:lineRule="auto"/>
+        <w:ind w:left="0" w:leftChars="0" w:firstLine="706" w:firstLineChars="0"/>
+        <w:jc w:val="left"/>
+        <w:textAlignment w:val="auto"/>
         <w:rPr>
           <w:rFonts w:hint="default" w:ascii="Times New Roman" w:hAnsi="Times New Roman" w:cs="Times New Roman"/>
           <w:color w:val="000000" w:themeColor="text1"/>
@@ -9502,6 +9607,21 @@
             </w14:solidFill>
           </w14:textFill>
         </w:rPr>
+      </w:pPr>
+      <w:r>
+        <w:rPr>
+          <w:rFonts w:hint="default" w:ascii="Times New Roman" w:hAnsi="Times New Roman" w:cs="Times New Roman"/>
+          <w:color w:val="000000" w:themeColor="text1"/>
+          <w:sz w:val="28"/>
+          <w:szCs w:val="28"/>
+          <w:highlight w:val="none"/>
+          <w:lang w:val="ru-RU"/>
+          <w14:textFill>
+            <w14:solidFill>
+              <w14:schemeClr w14:val="tx1"/>
+            </w14:solidFill>
+          </w14:textFill>
+        </w:rPr>
         <w:t>Для обеспечения корректности данных были реализованы ограничения CHECK. Например, возраст спортсменов не может быть отрицательным, вместимость спортивной площадки должна быть больше нуля, а место участника в соревновании должно быть положительным числом. Также были реализованы ограничения UNIQUE для предотвращения дублирования данных.</w:t>
       </w:r>
     </w:p>
@@ -13391,8 +13511,8 @@
           <w:szCs w:val="28"/>
         </w:rPr>
       </w:pPr>
-      <w:bookmarkStart w:id="67" w:name="_Toc229666176"/>
-      <w:bookmarkStart w:id="68" w:name="_Toc229317281"/>
+      <w:bookmarkStart w:id="67" w:name="_Toc229317281"/>
+      <w:bookmarkStart w:id="68" w:name="_Toc229666176"/>
     </w:p>
     <w:p>
       <w:pPr>
@@ -14102,6 +14222,14 @@
           <w:lang w:val="en-US"/>
         </w:rPr>
         <w:tab/>
+      </w:r>
+      <w:r>
+        <w:rPr>
+          <w:rFonts w:hint="default" w:ascii="Cascadia Code" w:hAnsi="Cascadia Code" w:cs="Cascadia Code"/>
+          <w:sz w:val="24"/>
+          <w:szCs w:val="24"/>
+          <w:lang w:val="en-US"/>
+        </w:rPr>
         <w:t xml:space="preserve">  </w:t>
       </w:r>
       <w:r>
@@ -14157,6 +14285,14 @@
           <w:lang w:val="en-US"/>
         </w:rPr>
         <w:tab/>
+      </w:r>
+      <w:r>
+        <w:rPr>
+          <w:rFonts w:hint="default" w:ascii="Cascadia Code" w:hAnsi="Cascadia Code" w:cs="Cascadia Code"/>
+          <w:sz w:val="24"/>
+          <w:szCs w:val="24"/>
+          <w:lang w:val="en-US"/>
+        </w:rPr>
         <w:t xml:space="preserve">  </w:t>
       </w:r>
       <w:r>
@@ -14212,6 +14348,14 @@
           <w:lang w:val="en-US"/>
         </w:rPr>
         <w:tab/>
+      </w:r>
+      <w:r>
+        <w:rPr>
+          <w:rFonts w:hint="default" w:ascii="Cascadia Code" w:hAnsi="Cascadia Code" w:cs="Cascadia Code"/>
+          <w:sz w:val="24"/>
+          <w:szCs w:val="24"/>
+          <w:lang w:val="en-US"/>
+        </w:rPr>
         <w:t xml:space="preserve">  </w:t>
       </w:r>
       <w:r>
@@ -14267,6 +14411,14 @@
           <w:lang w:val="en-US"/>
         </w:rPr>
         <w:tab/>
+      </w:r>
+      <w:r>
+        <w:rPr>
+          <w:rFonts w:hint="default" w:ascii="Cascadia Code" w:hAnsi="Cascadia Code" w:cs="Cascadia Code"/>
+          <w:sz w:val="24"/>
+          <w:szCs w:val="24"/>
+          <w:lang w:val="en-US"/>
+        </w:rPr>
         <w:t xml:space="preserve">  </w:t>
       </w:r>
       <w:r>
@@ -14753,16 +14905,43 @@
           <w:szCs w:val="24"/>
           <w:lang w:val="en-US"/>
         </w:rPr>
-        <w:t>Create</w:t>
-      </w:r>
-      <w:r>
+        <w:t>Create.cshtml</w:t>
+      </w:r>
+    </w:p>
+    <w:p>
+      <w:pPr>
+        <w:keepNext w:val="0"/>
+        <w:keepLines w:val="0"/>
+        <w:pageBreakBefore w:val="0"/>
+        <w:widowControl/>
+        <w:kinsoku/>
+        <w:wordWrap/>
+        <w:overflowPunct/>
+        <w:topLinePunct w:val="0"/>
+        <w:autoSpaceDE/>
+        <w:autoSpaceDN/>
+        <w:bidi w:val="0"/>
+        <w:adjustRightInd/>
+        <w:snapToGrid/>
+        <w:spacing w:line="240" w:lineRule="auto"/>
+        <w:ind w:left="1416" w:leftChars="0" w:firstLine="708" w:firstLineChars="0"/>
+        <w:jc w:val="left"/>
+        <w:textAlignment w:val="auto"/>
         <w:rPr>
           <w:rFonts w:hint="default" w:ascii="Cascadia Code" w:hAnsi="Cascadia Code" w:cs="Cascadia Code"/>
           <w:sz w:val="24"/>
           <w:szCs w:val="24"/>
           <w:lang w:val="en-US"/>
         </w:rPr>
-        <w:t>.cshtml</w:t>
+      </w:pPr>
+      <w:r>
+        <w:rPr>
+          <w:rFonts w:hint="default" w:ascii="Cascadia Code" w:hAnsi="Cascadia Code" w:cs="Cascadia Code"/>
+          <w:sz w:val="24"/>
+          <w:szCs w:val="24"/>
+          <w:lang w:val="en-US"/>
+        </w:rPr>
+        <w:t>Delete.cshtml</w:t>
       </w:r>
     </w:p>
     <w:p>
@@ -14798,61 +14977,7 @@
           <w:szCs w:val="24"/>
           <w:lang w:val="en-US"/>
         </w:rPr>
-        <w:t>Delete</w:t>
-      </w:r>
-      <w:r>
-        <w:rPr>
-          <w:rFonts w:hint="default" w:ascii="Cascadia Code" w:hAnsi="Cascadia Code" w:cs="Cascadia Code"/>
-          <w:sz w:val="24"/>
-          <w:szCs w:val="24"/>
-          <w:lang w:val="en-US"/>
-        </w:rPr>
-        <w:t>.cshtml</w:t>
-      </w:r>
-    </w:p>
-    <w:p>
-      <w:pPr>
-        <w:keepNext w:val="0"/>
-        <w:keepLines w:val="0"/>
-        <w:pageBreakBefore w:val="0"/>
-        <w:widowControl/>
-        <w:kinsoku/>
-        <w:wordWrap/>
-        <w:overflowPunct/>
-        <w:topLinePunct w:val="0"/>
-        <w:autoSpaceDE/>
-        <w:autoSpaceDN/>
-        <w:bidi w:val="0"/>
-        <w:adjustRightInd/>
-        <w:snapToGrid/>
-        <w:spacing w:line="240" w:lineRule="auto"/>
-        <w:ind w:left="1416" w:leftChars="0" w:firstLine="708" w:firstLineChars="0"/>
-        <w:jc w:val="left"/>
-        <w:textAlignment w:val="auto"/>
-        <w:rPr>
-          <w:rFonts w:hint="default" w:ascii="Cascadia Code" w:hAnsi="Cascadia Code" w:cs="Cascadia Code"/>
-          <w:sz w:val="24"/>
-          <w:szCs w:val="24"/>
-          <w:lang w:val="en-US"/>
-        </w:rPr>
-      </w:pPr>
-      <w:r>
-        <w:rPr>
-          <w:rFonts w:hint="default" w:ascii="Cascadia Code" w:hAnsi="Cascadia Code" w:cs="Cascadia Code"/>
-          <w:sz w:val="24"/>
-          <w:szCs w:val="24"/>
-          <w:lang w:val="en-US"/>
-        </w:rPr>
-        <w:t>Edit</w:t>
-      </w:r>
-      <w:r>
-        <w:rPr>
-          <w:rFonts w:hint="default" w:ascii="Cascadia Code" w:hAnsi="Cascadia Code" w:cs="Cascadia Code"/>
-          <w:sz w:val="24"/>
-          <w:szCs w:val="24"/>
-          <w:lang w:val="en-US"/>
-        </w:rPr>
-        <w:t>.cshtml</w:t>
+        <w:t>Edit.cshtml</w:t>
       </w:r>
     </w:p>
     <w:p>
@@ -16412,8 +16537,6 @@
         </w:rPr>
         <w:t xml:space="preserve"> }</w:t>
       </w:r>
-      <w:bookmarkStart w:id="78" w:name="_GoBack"/>
-      <w:bookmarkEnd w:id="78"/>
     </w:p>
     <w:p>
       <w:pPr>
@@ -16610,7 +16733,7 @@
                     </pic:cNvPicPr>
                   </pic:nvPicPr>
                   <pic:blipFill>
-                    <a:blip r:embed="rId7"/>
+                    <a:blip r:embed="rId8"/>
                     <a:srcRect r="-239" b="54186"/>
                     <a:stretch>
                       <a:fillRect/>
@@ -16677,7 +16800,7 @@
                     </pic:cNvPicPr>
                   </pic:nvPicPr>
                   <pic:blipFill>
-                    <a:blip r:embed="rId8"/>
+                    <a:blip r:embed="rId9"/>
                     <a:srcRect r="-119" b="43904"/>
                     <a:stretch>
                       <a:fillRect/>
@@ -16748,7 +16871,7 @@
                     </pic:cNvPicPr>
                   </pic:nvPicPr>
                   <pic:blipFill>
-                    <a:blip r:embed="rId9"/>
+                    <a:blip r:embed="rId10"/>
                     <a:stretch>
                       <a:fillRect/>
                     </a:stretch>
@@ -16818,7 +16941,7 @@
                     </pic:cNvPicPr>
                   </pic:nvPicPr>
                   <pic:blipFill>
-                    <a:blip r:embed="rId10"/>
+                    <a:blip r:embed="rId11"/>
                     <a:stretch>
                       <a:fillRect/>
                     </a:stretch>
@@ -16919,7 +17042,7 @@
                     </pic:cNvPicPr>
                   </pic:nvPicPr>
                   <pic:blipFill>
-                    <a:blip r:embed="rId11"/>
+                    <a:blip r:embed="rId12"/>
                     <a:stretch>
                       <a:fillRect/>
                     </a:stretch>
@@ -16989,7 +17112,7 @@
                     </pic:cNvPicPr>
                   </pic:nvPicPr>
                   <pic:blipFill>
-                    <a:blip r:embed="rId12"/>
+                    <a:blip r:embed="rId13"/>
                     <a:stretch>
                       <a:fillRect/>
                     </a:stretch>
@@ -17074,7 +17197,7 @@
                     </pic:cNvPicPr>
                   </pic:nvPicPr>
                   <pic:blipFill>
-                    <a:blip r:embed="rId13"/>
+                    <a:blip r:embed="rId14"/>
                     <a:stretch>
                       <a:fillRect/>
                     </a:stretch>
@@ -17140,7 +17263,7 @@
                     </pic:cNvPicPr>
                   </pic:nvPicPr>
                   <pic:blipFill>
-                    <a:blip r:embed="rId14"/>
+                    <a:blip r:embed="rId15"/>
                     <a:stretch>
                       <a:fillRect/>
                     </a:stretch>
@@ -17210,7 +17333,7 @@
                     </pic:cNvPicPr>
                   </pic:nvPicPr>
                   <pic:blipFill>
-                    <a:blip r:embed="rId15"/>
+                    <a:blip r:embed="rId16"/>
                     <a:stretch>
                       <a:fillRect/>
                     </a:stretch>
@@ -17300,7 +17423,7 @@
                     </pic:cNvPicPr>
                   </pic:nvPicPr>
                   <pic:blipFill>
-                    <a:blip r:embed="rId16"/>
+                    <a:blip r:embed="rId17"/>
                     <a:stretch>
                       <a:fillRect/>
                     </a:stretch>
@@ -17370,7 +17493,7 @@
                     </pic:cNvPicPr>
                   </pic:nvPicPr>
                   <pic:blipFill>
-                    <a:blip r:embed="rId17"/>
+                    <a:blip r:embed="rId18"/>
                     <a:stretch>
                       <a:fillRect/>
                     </a:stretch>
@@ -17440,7 +17563,7 @@
                     </pic:cNvPicPr>
                   </pic:nvPicPr>
                   <pic:blipFill>
-                    <a:blip r:embed="rId18"/>
+                    <a:blip r:embed="rId19"/>
                     <a:stretch>
                       <a:fillRect/>
                     </a:stretch>
@@ -17506,7 +17629,7 @@
                     </pic:cNvPicPr>
                   </pic:nvPicPr>
                   <pic:blipFill>
-                    <a:blip r:embed="rId19"/>
+                    <a:blip r:embed="rId20"/>
                     <a:stretch>
                       <a:fillRect/>
                     </a:stretch>
@@ -17727,8 +17850,8 @@
           <w:szCs w:val="28"/>
         </w:rPr>
       </w:pPr>
-      <w:bookmarkStart w:id="75" w:name="_Toc229317287"/>
-      <w:bookmarkStart w:id="76" w:name="_Toc229666178"/>
+      <w:bookmarkStart w:id="75" w:name="_Toc229666178"/>
+      <w:bookmarkStart w:id="76" w:name="_Toc229317287"/>
       <w:r>
         <w:rPr>
           <w:sz w:val="28"/>
@@ -18213,6 +18336,7 @@
       <w:pPr>
         <w:pStyle w:val="14"/>
         <w:numPr>
+          <w:ilvl w:val="0"/>
           <w:numId w:val="0"/>
         </w:numPr>
         <w:ind w:left="709" w:leftChars="0"/>
@@ -18222,6 +18346,7 @@
       <w:pPr>
         <w:pStyle w:val="14"/>
         <w:numPr>
+          <w:ilvl w:val="0"/>
           <w:numId w:val="0"/>
         </w:numPr>
       </w:pPr>
@@ -18315,22 +18440,6 @@
                       <a:ln w="6350">
                         <a:noFill/>
                       </a:ln>
-                      <a:extLst>
-                        <a:ext uri="{909E8E84-426E-40DD-AFC4-6F175D3DCCD1}">
-                          <a14:hiddenFill xmlns:a14="http://schemas.microsoft.com/office/drawing/2010/main">
-                            <a:solidFill>
-                              <a:schemeClr val="lt1"/>
-                            </a:solidFill>
-                          </a14:hiddenFill>
-                        </a:ext>
-                        <a:ext uri="{91240B29-F687-4F45-9708-019B960494DF}">
-                          <a14:hiddenLine xmlns:a14="http://schemas.microsoft.com/office/drawing/2010/main" w="6350">
-                            <a:solidFill>
-                              <a:prstClr val="black"/>
-                            </a:solidFill>
-                          </a14:hiddenLine>
-                        </a:ext>
-                      </a:extLst>
                     </wps:spPr>
                     <wps:style>
                       <a:lnRef idx="0">
@@ -18381,7 +18490,7 @@
         </mc:Choice>
         <mc:Fallback>
           <w:pict>
-            <v:shape id="_x0000_s1026" o:spid="_x0000_s1026" o:spt="202" type="#_x0000_t202" style="position:absolute;left:0pt;margin-top:0pt;height:144pt;width:144pt;mso-position-horizontal:right;mso-position-horizontal-relative:margin;mso-wrap-style:none;z-index:251659264;mso-width-relative:page;mso-height-relative:page;" filled="f" stroked="f" coordsize="21600,21600" o:gfxdata="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">
+            <v:shape id="_x0000_s1026" o:spid="_x0000_s1026" o:spt="202" type="#_x0000_t202" style="position:absolute;left:0pt;margin-top:0pt;height:144pt;width:144pt;mso-position-horizontal:right;mso-position-horizontal-relative:margin;mso-wrap-style:none;z-index:251659264;mso-width-relative:page;mso-height-relative:page;" filled="f" stroked="f" coordsize="21600,21600" o:gfxdata="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">
               <v:fill on="f" focussize="0,0"/>
               <v:stroke on="f" weight="0.5pt"/>
               <v:imagedata o:title=""/>
